--- a/Web-tehnology/lab8/lab8.docx
+++ b/Web-tehnology/lab8/lab8.docx
@@ -1203,7 +1203,6 @@
         <w:t xml:space="preserve">. Использовать функцию </w:t>
       </w:r>
       <w:proofErr w:type="spellStart"/>
-      <w:proofErr w:type="gramStart"/>
       <w:r>
         <w:rPr>
           <w:rFonts w:ascii="Times New Roman" w:hAnsi="Times New Roman" w:cs="Times New Roman"/>
@@ -1219,16 +1218,7 @@
           <w:sz w:val="28"/>
           <w:szCs w:val="24"/>
         </w:rPr>
-        <w:t>(</w:t>
-      </w:r>
-      <w:proofErr w:type="gramEnd"/>
-      <w:r>
-        <w:rPr>
-          <w:rFonts w:ascii="Times New Roman" w:hAnsi="Times New Roman" w:cs="Times New Roman"/>
-          <w:sz w:val="28"/>
-          <w:szCs w:val="24"/>
-        </w:rPr>
-        <w:t>)</w:t>
+        <w:t>()</w:t>
       </w:r>
     </w:p>
     <w:p>
@@ -1435,9 +1425,9 @@
           <w:szCs w:val="22"/>
           <w:lang w:val="en-US"/>
         </w:rPr>
-        <w:t xml:space="preserve"> = new </w:t>
-      </w:r>
-      <w:proofErr w:type="gramStart"/>
+        <w:t xml:space="preserve"> = new PDO("</w:t>
+      </w:r>
+      <w:proofErr w:type="spellStart"/>
       <w:r>
         <w:rPr>
           <w:rFonts w:ascii="Times New Roman" w:hAnsi="Times New Roman" w:cs="Times New Roman"/>
@@ -1445,9 +1435,9 @@
           <w:szCs w:val="22"/>
           <w:lang w:val="en-US"/>
         </w:rPr>
-        <w:t>PDO(</w:t>
-      </w:r>
-      <w:proofErr w:type="gramEnd"/>
+        <w:t>mysql:host</w:t>
+      </w:r>
+      <w:proofErr w:type="spellEnd"/>
       <w:r>
         <w:rPr>
           <w:rFonts w:ascii="Times New Roman" w:hAnsi="Times New Roman" w:cs="Times New Roman"/>
@@ -1455,7 +1445,7 @@
           <w:szCs w:val="22"/>
           <w:lang w:val="en-US"/>
         </w:rPr>
-        <w:t>"</w:t>
+        <w:t>=$</w:t>
       </w:r>
       <w:proofErr w:type="spellStart"/>
       <w:r>
@@ -1465,7 +1455,7 @@
           <w:szCs w:val="22"/>
           <w:lang w:val="en-US"/>
         </w:rPr>
-        <w:t>mysql:host</w:t>
+        <w:t>host;dbname</w:t>
       </w:r>
       <w:proofErr w:type="spellEnd"/>
       <w:r>
@@ -1485,7 +1475,7 @@
           <w:szCs w:val="22"/>
           <w:lang w:val="en-US"/>
         </w:rPr>
-        <w:t>host;dbname</w:t>
+        <w:t>dbname;charset</w:t>
       </w:r>
       <w:proofErr w:type="spellEnd"/>
       <w:r>
@@ -1495,19 +1485,18 @@
           <w:szCs w:val="22"/>
           <w:lang w:val="en-US"/>
         </w:rPr>
-        <w:t>=$</w:t>
-      </w:r>
-      <w:proofErr w:type="spellStart"/>
-      <w:r>
+        <w:t>=utf8", $username, $password);</w:t>
+      </w:r>
+    </w:p>
+    <w:p>
+      <w:pPr>
         <w:rPr>
           <w:rFonts w:ascii="Times New Roman" w:hAnsi="Times New Roman" w:cs="Times New Roman"/>
           <w:sz w:val="24"/>
           <w:szCs w:val="22"/>
           <w:lang w:val="en-US"/>
         </w:rPr>
-        <w:t>dbname;charset</w:t>
-      </w:r>
-      <w:proofErr w:type="spellEnd"/>
+      </w:pPr>
       <w:r>
         <w:rPr>
           <w:rFonts w:ascii="Times New Roman" w:hAnsi="Times New Roman" w:cs="Times New Roman"/>
@@ -1515,18 +1504,19 @@
           <w:szCs w:val="22"/>
           <w:lang w:val="en-US"/>
         </w:rPr>
-        <w:t>=utf8", $username, $password);</w:t>
-      </w:r>
-    </w:p>
-    <w:p>
-      <w:pPr>
+        <w:t>    $</w:t>
+      </w:r>
+      <w:proofErr w:type="spellStart"/>
+      <w:r>
         <w:rPr>
           <w:rFonts w:ascii="Times New Roman" w:hAnsi="Times New Roman" w:cs="Times New Roman"/>
           <w:sz w:val="24"/>
           <w:szCs w:val="22"/>
           <w:lang w:val="en-US"/>
         </w:rPr>
-      </w:pPr>
+        <w:t>db</w:t>
+      </w:r>
+      <w:proofErr w:type="spellEnd"/>
       <w:r>
         <w:rPr>
           <w:rFonts w:ascii="Times New Roman" w:hAnsi="Times New Roman" w:cs="Times New Roman"/>
@@ -1534,7 +1524,7 @@
           <w:szCs w:val="22"/>
           <w:lang w:val="en-US"/>
         </w:rPr>
-        <w:t>    $</w:t>
+        <w:t>-&gt;</w:t>
       </w:r>
       <w:proofErr w:type="spellStart"/>
       <w:r>
@@ -1544,7 +1534,7 @@
           <w:szCs w:val="22"/>
           <w:lang w:val="en-US"/>
         </w:rPr>
-        <w:t>db</w:t>
+        <w:t>setAttribute</w:t>
       </w:r>
       <w:proofErr w:type="spellEnd"/>
       <w:r>
@@ -1554,175 +1544,124 @@
           <w:szCs w:val="22"/>
           <w:lang w:val="en-US"/>
         </w:rPr>
-        <w:t>-&gt;</w:t>
-      </w:r>
-      <w:proofErr w:type="spellStart"/>
-      <w:proofErr w:type="gramStart"/>
-      <w:r>
+        <w:t>(PDO::ATTR_ERRMODE, PDO::ERRMODE_EXCEPTION);</w:t>
+      </w:r>
+    </w:p>
+    <w:p>
+      <w:pPr>
         <w:rPr>
           <w:rFonts w:ascii="Times New Roman" w:hAnsi="Times New Roman" w:cs="Times New Roman"/>
           <w:sz w:val="24"/>
           <w:szCs w:val="22"/>
-          <w:lang w:val="en-US"/>
-        </w:rPr>
-        <w:t>setAttribute</w:t>
-      </w:r>
-      <w:proofErr w:type="spellEnd"/>
+        </w:rPr>
+      </w:pPr>
       <w:r>
         <w:rPr>
           <w:rFonts w:ascii="Times New Roman" w:hAnsi="Times New Roman" w:cs="Times New Roman"/>
           <w:sz w:val="24"/>
           <w:szCs w:val="22"/>
-          <w:lang w:val="en-US"/>
-        </w:rPr>
-        <w:t>(</w:t>
-      </w:r>
-      <w:proofErr w:type="gramEnd"/>
+        </w:rPr>
+        <w:t xml:space="preserve">} </w:t>
+      </w:r>
+      <w:proofErr w:type="spellStart"/>
       <w:r>
         <w:rPr>
           <w:rFonts w:ascii="Times New Roman" w:hAnsi="Times New Roman" w:cs="Times New Roman"/>
           <w:sz w:val="24"/>
           <w:szCs w:val="22"/>
-          <w:lang w:val="en-US"/>
-        </w:rPr>
-        <w:t>PDO::ATTR_ERRMODE, PDO::ERRMODE_EXCEPTION);</w:t>
-      </w:r>
-    </w:p>
-    <w:p>
-      <w:pPr>
+        </w:rPr>
+        <w:t>catch</w:t>
+      </w:r>
+      <w:proofErr w:type="spellEnd"/>
+      <w:r>
         <w:rPr>
           <w:rFonts w:ascii="Times New Roman" w:hAnsi="Times New Roman" w:cs="Times New Roman"/>
           <w:sz w:val="24"/>
           <w:szCs w:val="22"/>
         </w:rPr>
-      </w:pPr>
+        <w:t xml:space="preserve"> (</w:t>
+      </w:r>
+      <w:proofErr w:type="spellStart"/>
       <w:r>
         <w:rPr>
           <w:rFonts w:ascii="Times New Roman" w:hAnsi="Times New Roman" w:cs="Times New Roman"/>
           <w:sz w:val="24"/>
           <w:szCs w:val="22"/>
         </w:rPr>
-        <w:t xml:space="preserve">} </w:t>
-      </w:r>
-      <w:proofErr w:type="spellStart"/>
+        <w:t>PDOException</w:t>
+      </w:r>
+      <w:proofErr w:type="spellEnd"/>
       <w:r>
         <w:rPr>
           <w:rFonts w:ascii="Times New Roman" w:hAnsi="Times New Roman" w:cs="Times New Roman"/>
           <w:sz w:val="24"/>
           <w:szCs w:val="22"/>
         </w:rPr>
-        <w:t>catch</w:t>
-      </w:r>
-      <w:proofErr w:type="spellEnd"/>
-      <w:r>
+        <w:t xml:space="preserve"> $e) {</w:t>
+      </w:r>
+    </w:p>
+    <w:p>
+      <w:pPr>
         <w:rPr>
           <w:rFonts w:ascii="Times New Roman" w:hAnsi="Times New Roman" w:cs="Times New Roman"/>
           <w:sz w:val="24"/>
           <w:szCs w:val="22"/>
         </w:rPr>
-        <w:t xml:space="preserve"> (</w:t>
-      </w:r>
-      <w:proofErr w:type="spellStart"/>
+      </w:pPr>
       <w:r>
         <w:rPr>
           <w:rFonts w:ascii="Times New Roman" w:hAnsi="Times New Roman" w:cs="Times New Roman"/>
           <w:sz w:val="24"/>
           <w:szCs w:val="22"/>
         </w:rPr>
-        <w:t>PDOException</w:t>
-      </w:r>
-      <w:proofErr w:type="spellEnd"/>
+        <w:t xml:space="preserve">    </w:t>
+      </w:r>
+      <w:proofErr w:type="spellStart"/>
       <w:r>
         <w:rPr>
           <w:rFonts w:ascii="Times New Roman" w:hAnsi="Times New Roman" w:cs="Times New Roman"/>
           <w:sz w:val="24"/>
           <w:szCs w:val="22"/>
         </w:rPr>
-        <w:t xml:space="preserve"> $e) {</w:t>
-      </w:r>
-    </w:p>
-    <w:p>
-      <w:pPr>
+        <w:t>die</w:t>
+      </w:r>
+      <w:proofErr w:type="spellEnd"/>
+      <w:r>
         <w:rPr>
           <w:rFonts w:ascii="Times New Roman" w:hAnsi="Times New Roman" w:cs="Times New Roman"/>
           <w:sz w:val="24"/>
           <w:szCs w:val="22"/>
         </w:rPr>
-      </w:pPr>
+        <w:t>("Ошибка подключения к базе данных '</w:t>
+      </w:r>
+      <w:proofErr w:type="spellStart"/>
       <w:r>
         <w:rPr>
           <w:rFonts w:ascii="Times New Roman" w:hAnsi="Times New Roman" w:cs="Times New Roman"/>
           <w:sz w:val="24"/>
           <w:szCs w:val="22"/>
         </w:rPr>
-        <w:t xml:space="preserve">    </w:t>
-      </w:r>
-      <w:proofErr w:type="spellStart"/>
-      <w:proofErr w:type="gramStart"/>
+        <w:t>webauth</w:t>
+      </w:r>
+      <w:proofErr w:type="spellEnd"/>
       <w:r>
         <w:rPr>
           <w:rFonts w:ascii="Times New Roman" w:hAnsi="Times New Roman" w:cs="Times New Roman"/>
           <w:sz w:val="24"/>
           <w:szCs w:val="22"/>
         </w:rPr>
-        <w:t>die</w:t>
-      </w:r>
-      <w:proofErr w:type="spellEnd"/>
+        <w:t>': " . $e-&gt;</w:t>
+      </w:r>
+      <w:proofErr w:type="spellStart"/>
       <w:r>
         <w:rPr>
           <w:rFonts w:ascii="Times New Roman" w:hAnsi="Times New Roman" w:cs="Times New Roman"/>
           <w:sz w:val="24"/>
           <w:szCs w:val="22"/>
         </w:rPr>
-        <w:t>(</w:t>
-      </w:r>
-      <w:proofErr w:type="gramEnd"/>
-      <w:r>
-        <w:rPr>
-          <w:rFonts w:ascii="Times New Roman" w:hAnsi="Times New Roman" w:cs="Times New Roman"/>
-          <w:sz w:val="24"/>
-          <w:szCs w:val="22"/>
-        </w:rPr>
-        <w:t>"Ошибка подключения к базе данных '</w:t>
-      </w:r>
-      <w:proofErr w:type="spellStart"/>
-      <w:r>
-        <w:rPr>
-          <w:rFonts w:ascii="Times New Roman" w:hAnsi="Times New Roman" w:cs="Times New Roman"/>
-          <w:sz w:val="24"/>
-          <w:szCs w:val="22"/>
-        </w:rPr>
-        <w:t>webauth</w:t>
+        <w:t>getMessage</w:t>
       </w:r>
       <w:proofErr w:type="spellEnd"/>
-      <w:r>
-        <w:rPr>
-          <w:rFonts w:ascii="Times New Roman" w:hAnsi="Times New Roman" w:cs="Times New Roman"/>
-          <w:sz w:val="24"/>
-          <w:szCs w:val="22"/>
-        </w:rPr>
-        <w:t>': " . $e</w:t>
-      </w:r>
-      <w:proofErr w:type="gramStart"/>
-      <w:r>
-        <w:rPr>
-          <w:rFonts w:ascii="Times New Roman" w:hAnsi="Times New Roman" w:cs="Times New Roman"/>
-          <w:sz w:val="24"/>
-          <w:szCs w:val="22"/>
-        </w:rPr>
-        <w:t>-&gt;</w:t>
-      </w:r>
-      <w:proofErr w:type="spellStart"/>
-      <w:r>
-        <w:rPr>
-          <w:rFonts w:ascii="Times New Roman" w:hAnsi="Times New Roman" w:cs="Times New Roman"/>
-          <w:sz w:val="24"/>
-          <w:szCs w:val="22"/>
-        </w:rPr>
-        <w:t>getMessage</w:t>
-      </w:r>
-      <w:proofErr w:type="spellEnd"/>
-      <w:proofErr w:type="gramEnd"/>
       <w:r>
         <w:rPr>
           <w:rFonts w:ascii="Times New Roman" w:hAnsi="Times New Roman" w:cs="Times New Roman"/>
@@ -2053,15 +1992,13 @@
           <w:rFonts w:ascii="Times New Roman" w:hAnsi="Times New Roman" w:cs="Times New Roman"/>
           <w:sz w:val="28"/>
           <w:szCs w:val="28"/>
-          <w:lang w:val="en-US"/>
-        </w:rPr>
-      </w:pPr>
-      <w:r>
-        <w:rPr>
-          <w:rFonts w:ascii="Times New Roman" w:hAnsi="Times New Roman" w:cs="Times New Roman"/>
-          <w:sz w:val="28"/>
-          <w:szCs w:val="28"/>
-          <w:lang w:val="en-US"/>
+        </w:rPr>
+      </w:pPr>
+      <w:r>
+        <w:rPr>
+          <w:rFonts w:ascii="Times New Roman" w:hAnsi="Times New Roman" w:cs="Times New Roman"/>
+          <w:sz w:val="28"/>
+          <w:szCs w:val="28"/>
         </w:rPr>
         <w:t>&lt;/</w:t>
       </w:r>
@@ -2079,7 +2016,6 @@
           <w:rFonts w:ascii="Times New Roman" w:hAnsi="Times New Roman" w:cs="Times New Roman"/>
           <w:sz w:val="28"/>
           <w:szCs w:val="28"/>
-          <w:lang w:val="en-US"/>
         </w:rPr>
         <w:t>&gt;</w:t>
       </w:r>
@@ -2095,15 +2031,13 @@
           <w:rFonts w:ascii="Times New Roman" w:hAnsi="Times New Roman" w:cs="Times New Roman"/>
           <w:sz w:val="28"/>
           <w:szCs w:val="28"/>
-          <w:lang w:val="en-US"/>
-        </w:rPr>
-      </w:pPr>
-      <w:r>
-        <w:rPr>
-          <w:rFonts w:ascii="Times New Roman" w:hAnsi="Times New Roman" w:cs="Times New Roman"/>
-          <w:sz w:val="28"/>
-          <w:szCs w:val="28"/>
-          <w:lang w:val="en-US"/>
+        </w:rPr>
+      </w:pPr>
+      <w:r>
+        <w:rPr>
+          <w:rFonts w:ascii="Times New Roman" w:hAnsi="Times New Roman" w:cs="Times New Roman"/>
+          <w:sz w:val="28"/>
+          <w:szCs w:val="28"/>
         </w:rPr>
         <w:t>&lt;</w:t>
       </w:r>
@@ -2121,7 +2055,6 @@
           <w:rFonts w:ascii="Times New Roman" w:hAnsi="Times New Roman" w:cs="Times New Roman"/>
           <w:sz w:val="28"/>
           <w:szCs w:val="28"/>
-          <w:lang w:val="en-US"/>
         </w:rPr>
         <w:t>&gt;</w:t>
       </w:r>
@@ -2137,15 +2070,13 @@
           <w:rFonts w:ascii="Times New Roman" w:hAnsi="Times New Roman" w:cs="Times New Roman"/>
           <w:sz w:val="28"/>
           <w:szCs w:val="28"/>
-          <w:lang w:val="en-US"/>
-        </w:rPr>
-      </w:pPr>
-      <w:r>
-        <w:rPr>
-          <w:rFonts w:ascii="Times New Roman" w:hAnsi="Times New Roman" w:cs="Times New Roman"/>
-          <w:sz w:val="28"/>
-          <w:szCs w:val="28"/>
-          <w:lang w:val="en-US"/>
+        </w:rPr>
+      </w:pPr>
+      <w:r>
+        <w:rPr>
+          <w:rFonts w:ascii="Times New Roman" w:hAnsi="Times New Roman" w:cs="Times New Roman"/>
+          <w:sz w:val="28"/>
+          <w:szCs w:val="28"/>
         </w:rPr>
         <w:t>&lt;</w:t>
       </w:r>
@@ -2163,7 +2094,6 @@
           <w:rFonts w:ascii="Times New Roman" w:hAnsi="Times New Roman" w:cs="Times New Roman"/>
           <w:sz w:val="28"/>
           <w:szCs w:val="28"/>
-          <w:lang w:val="en-US"/>
         </w:rPr>
         <w:t>2&gt;</w:t>
       </w:r>
@@ -2180,7 +2110,6 @@
           <w:rFonts w:ascii="Times New Roman" w:hAnsi="Times New Roman" w:cs="Times New Roman"/>
           <w:sz w:val="28"/>
           <w:szCs w:val="28"/>
-          <w:lang w:val="en-US"/>
         </w:rPr>
         <w:t xml:space="preserve"> </w:t>
       </w:r>
@@ -2197,7 +2126,6 @@
           <w:rFonts w:ascii="Times New Roman" w:hAnsi="Times New Roman" w:cs="Times New Roman"/>
           <w:sz w:val="28"/>
           <w:szCs w:val="28"/>
-          <w:lang w:val="en-US"/>
         </w:rPr>
         <w:t>&lt;/</w:t>
       </w:r>
@@ -2215,7 +2143,6 @@
           <w:rFonts w:ascii="Times New Roman" w:hAnsi="Times New Roman" w:cs="Times New Roman"/>
           <w:sz w:val="28"/>
           <w:szCs w:val="28"/>
-          <w:lang w:val="en-US"/>
         </w:rPr>
         <w:t>2&gt;</w:t>
       </w:r>
@@ -2910,7 +2837,6 @@
         </w:rPr>
         <w:t>_</w:t>
       </w:r>
-      <w:proofErr w:type="gramStart"/>
       <w:r>
         <w:rPr>
           <w:rFonts w:ascii="Times New Roman" w:hAnsi="Times New Roman" w:cs="Times New Roman"/>
@@ -2926,16 +2852,7 @@
           <w:sz w:val="28"/>
           <w:szCs w:val="28"/>
         </w:rPr>
-        <w:t>(</w:t>
-      </w:r>
-      <w:proofErr w:type="gramEnd"/>
-      <w:r>
-        <w:rPr>
-          <w:rFonts w:ascii="Times New Roman" w:hAnsi="Times New Roman" w:cs="Times New Roman"/>
-          <w:sz w:val="28"/>
-          <w:szCs w:val="28"/>
-        </w:rPr>
-        <w:t>);</w:t>
+        <w:t>();</w:t>
       </w:r>
       <w:r>
         <w:rPr>
@@ -2985,6 +2902,106 @@
       </w:r>
       <w:r>
         <w:t>передавать данные между страницами.</w:t>
+      </w:r>
+    </w:p>
+    <w:p>
+      <w:pPr>
+        <w:pBdr>
+          <w:bottom w:val="single" w:sz="6" w:space="1" w:color="auto"/>
+        </w:pBdr>
+        <w:ind w:firstLine="708"/>
+        <w:rPr>
+          <w:rFonts w:ascii="Times New Roman" w:hAnsi="Times New Roman" w:cs="Times New Roman"/>
+          <w:sz w:val="28"/>
+          <w:szCs w:val="28"/>
+        </w:rPr>
+      </w:pPr>
+      <w:r>
+        <w:rPr>
+          <w:rFonts w:ascii="Times New Roman" w:hAnsi="Times New Roman" w:cs="Times New Roman"/>
+          <w:sz w:val="28"/>
+          <w:szCs w:val="28"/>
+          <w:lang w:val="en-US"/>
+        </w:rPr>
+        <w:t>require</w:t>
+      </w:r>
+      <w:r>
+        <w:rPr>
+          <w:rFonts w:ascii="Times New Roman" w:hAnsi="Times New Roman" w:cs="Times New Roman"/>
+          <w:sz w:val="28"/>
+          <w:szCs w:val="28"/>
+        </w:rPr>
+        <w:t>_</w:t>
+      </w:r>
+      <w:r>
+        <w:rPr>
+          <w:rFonts w:ascii="Times New Roman" w:hAnsi="Times New Roman" w:cs="Times New Roman"/>
+          <w:sz w:val="28"/>
+          <w:szCs w:val="28"/>
+          <w:lang w:val="en-US"/>
+        </w:rPr>
+        <w:t>once</w:t>
+      </w:r>
+      <w:r>
+        <w:rPr>
+          <w:rFonts w:ascii="Times New Roman" w:hAnsi="Times New Roman" w:cs="Times New Roman"/>
+          <w:sz w:val="28"/>
+          <w:szCs w:val="28"/>
+        </w:rPr>
+        <w:t xml:space="preserve"> '</w:t>
+      </w:r>
+      <w:r>
+        <w:rPr>
+          <w:rFonts w:ascii="Times New Roman" w:hAnsi="Times New Roman" w:cs="Times New Roman"/>
+          <w:sz w:val="28"/>
+          <w:szCs w:val="28"/>
+          <w:lang w:val="en-US"/>
+        </w:rPr>
+        <w:t>config</w:t>
+      </w:r>
+      <w:r>
+        <w:rPr>
+          <w:rFonts w:ascii="Times New Roman" w:hAnsi="Times New Roman" w:cs="Times New Roman"/>
+          <w:sz w:val="28"/>
+          <w:szCs w:val="28"/>
+        </w:rPr>
+        <w:t>.</w:t>
+      </w:r>
+      <w:r>
+        <w:rPr>
+          <w:rFonts w:ascii="Times New Roman" w:hAnsi="Times New Roman" w:cs="Times New Roman"/>
+          <w:sz w:val="28"/>
+          <w:szCs w:val="28"/>
+          <w:lang w:val="en-US"/>
+        </w:rPr>
+        <w:t>php</w:t>
+      </w:r>
+      <w:r>
+        <w:rPr>
+          <w:rFonts w:ascii="Times New Roman" w:hAnsi="Times New Roman" w:cs="Times New Roman"/>
+          <w:sz w:val="28"/>
+          <w:szCs w:val="28"/>
+        </w:rPr>
+        <w:t>';</w:t>
+      </w:r>
+      <w:r>
+        <w:rPr>
+          <w:rFonts w:ascii="Times New Roman" w:hAnsi="Times New Roman" w:cs="Times New Roman"/>
+          <w:sz w:val="28"/>
+          <w:szCs w:val="28"/>
+        </w:rPr>
+        <w:t xml:space="preserve"> </w:t>
+      </w:r>
+      <w:r>
+        <w:rPr>
+          <w:rFonts w:ascii="Times New Roman" w:hAnsi="Times New Roman" w:cs="Times New Roman"/>
+          <w:sz w:val="28"/>
+          <w:szCs w:val="28"/>
+        </w:rPr>
+        <w:t xml:space="preserve">// </w:t>
+      </w:r>
+      <w:r>
+        <w:t>заставляет PHP подключить внешний файл.</w:t>
       </w:r>
     </w:p>
     <w:p>
@@ -2998,49 +3015,8 @@
           <w:rFonts w:ascii="Times New Roman" w:hAnsi="Times New Roman" w:cs="Times New Roman"/>
           <w:sz w:val="28"/>
           <w:szCs w:val="28"/>
-          <w:lang w:val="en-US"/>
-        </w:rPr>
-      </w:pPr>
-      <w:proofErr w:type="spellStart"/>
-      <w:r>
-        <w:rPr>
-          <w:rFonts w:ascii="Times New Roman" w:hAnsi="Times New Roman" w:cs="Times New Roman"/>
-          <w:sz w:val="28"/>
-          <w:szCs w:val="28"/>
-          <w:lang w:val="en-US"/>
-        </w:rPr>
-        <w:t>require_once</w:t>
-      </w:r>
-      <w:proofErr w:type="spellEnd"/>
-      <w:r>
-        <w:rPr>
-          <w:rFonts w:ascii="Times New Roman" w:hAnsi="Times New Roman" w:cs="Times New Roman"/>
-          <w:sz w:val="28"/>
-          <w:szCs w:val="28"/>
-          <w:lang w:val="en-US"/>
-        </w:rPr>
-        <w:t xml:space="preserve"> '</w:t>
-      </w:r>
-      <w:proofErr w:type="spellStart"/>
-      <w:r>
-        <w:rPr>
-          <w:rFonts w:ascii="Times New Roman" w:hAnsi="Times New Roman" w:cs="Times New Roman"/>
-          <w:sz w:val="28"/>
-          <w:szCs w:val="28"/>
-          <w:lang w:val="en-US"/>
-        </w:rPr>
-        <w:t>config.php</w:t>
-      </w:r>
-      <w:proofErr w:type="spellEnd"/>
-      <w:r>
-        <w:rPr>
-          <w:rFonts w:ascii="Times New Roman" w:hAnsi="Times New Roman" w:cs="Times New Roman"/>
-          <w:sz w:val="28"/>
-          <w:szCs w:val="28"/>
-          <w:lang w:val="en-US"/>
-        </w:rPr>
-        <w:t>';</w:t>
-      </w:r>
+        </w:rPr>
+      </w:pPr>
     </w:p>
     <w:p>
       <w:pPr>
@@ -3056,6 +3032,15 @@
           <w:lang w:val="en-US"/>
         </w:rPr>
       </w:pPr>
+      <w:r>
+        <w:rPr>
+          <w:rFonts w:ascii="Times New Roman" w:hAnsi="Times New Roman" w:cs="Times New Roman"/>
+          <w:sz w:val="28"/>
+          <w:szCs w:val="28"/>
+          <w:lang w:val="en-US"/>
+        </w:rPr>
+        <w:t>$message = '';</w:t>
+      </w:r>
     </w:p>
     <w:p>
       <w:pPr>
@@ -3071,15 +3056,6 @@
           <w:lang w:val="en-US"/>
         </w:rPr>
       </w:pPr>
-      <w:r>
-        <w:rPr>
-          <w:rFonts w:ascii="Times New Roman" w:hAnsi="Times New Roman" w:cs="Times New Roman"/>
-          <w:sz w:val="28"/>
-          <w:szCs w:val="28"/>
-          <w:lang w:val="en-US"/>
-        </w:rPr>
-        <w:t>$message = '';</w:t>
-      </w:r>
     </w:p>
     <w:p>
       <w:pPr>
@@ -3095,6 +3071,111 @@
           <w:lang w:val="en-US"/>
         </w:rPr>
       </w:pPr>
+      <w:r>
+        <w:rPr>
+          <w:rFonts w:ascii="Times New Roman" w:hAnsi="Times New Roman" w:cs="Times New Roman"/>
+          <w:sz w:val="28"/>
+          <w:szCs w:val="28"/>
+          <w:lang w:val="en-US"/>
+        </w:rPr>
+        <w:t>if ($_SERVER['REQUEST_METHOD'] === 'POST') {</w:t>
+      </w:r>
+    </w:p>
+    <w:p>
+      <w:pPr>
+        <w:pStyle w:val="af3"/>
+        <w:ind w:firstLine="708"/>
+      </w:pPr>
+      <w:r>
+        <w:rPr>
+          <w:sz w:val="28"/>
+          <w:szCs w:val="28"/>
+          <w:lang w:val="en-US"/>
+        </w:rPr>
+        <w:t xml:space="preserve">  </w:t>
+      </w:r>
+      <w:r>
+        <w:rPr>
+          <w:sz w:val="28"/>
+          <w:szCs w:val="28"/>
+        </w:rPr>
+        <w:t>$</w:t>
+      </w:r>
+      <w:r>
+        <w:rPr>
+          <w:sz w:val="28"/>
+          <w:szCs w:val="28"/>
+          <w:lang w:val="en-US"/>
+        </w:rPr>
+        <w:t>username</w:t>
+      </w:r>
+      <w:r>
+        <w:rPr>
+          <w:sz w:val="28"/>
+          <w:szCs w:val="28"/>
+        </w:rPr>
+        <w:t xml:space="preserve"> = $_</w:t>
+      </w:r>
+      <w:r>
+        <w:rPr>
+          <w:sz w:val="28"/>
+          <w:szCs w:val="28"/>
+          <w:lang w:val="en-US"/>
+        </w:rPr>
+        <w:t>POST</w:t>
+      </w:r>
+      <w:r>
+        <w:rPr>
+          <w:sz w:val="28"/>
+          <w:szCs w:val="28"/>
+        </w:rPr>
+        <w:t>['</w:t>
+      </w:r>
+      <w:r>
+        <w:rPr>
+          <w:sz w:val="28"/>
+          <w:szCs w:val="28"/>
+          <w:lang w:val="en-US"/>
+        </w:rPr>
+        <w:t>username</w:t>
+      </w:r>
+      <w:r>
+        <w:rPr>
+          <w:sz w:val="28"/>
+          <w:szCs w:val="28"/>
+        </w:rPr>
+        <w:t xml:space="preserve">'] ?? </w:t>
+      </w:r>
+      <w:r>
+        <w:rPr>
+          <w:sz w:val="28"/>
+          <w:szCs w:val="28"/>
+        </w:rPr>
+        <w:t>'';</w:t>
+      </w:r>
+      <w:r>
+        <w:rPr>
+          <w:sz w:val="28"/>
+          <w:szCs w:val="28"/>
+        </w:rPr>
+        <w:t xml:space="preserve"> </w:t>
+      </w:r>
+      <w:r>
+        <w:rPr>
+          <w:sz w:val="28"/>
+          <w:szCs w:val="28"/>
+        </w:rPr>
+        <w:t xml:space="preserve">// </w:t>
+      </w:r>
+      <w:r>
+        <w:t>если значение существует — взять его;</w:t>
+      </w:r>
+      <w:r>
+        <w:t xml:space="preserve"> </w:t>
+      </w:r>
+      <w:r>
+        <w:t>если нет — подставить значение справа.</w:t>
+      </w:r>
     </w:p>
     <w:p>
       <w:pPr>
@@ -3107,80 +3188,8 @@
           <w:rFonts w:ascii="Times New Roman" w:hAnsi="Times New Roman" w:cs="Times New Roman"/>
           <w:sz w:val="28"/>
           <w:szCs w:val="28"/>
-          <w:lang w:val="en-US"/>
-        </w:rPr>
-      </w:pPr>
-      <w:r>
-        <w:rPr>
-          <w:rFonts w:ascii="Times New Roman" w:hAnsi="Times New Roman" w:cs="Times New Roman"/>
-          <w:sz w:val="28"/>
-          <w:szCs w:val="28"/>
-          <w:lang w:val="en-US"/>
-        </w:rPr>
-        <w:t>if ($_SERVER['REQUEST_METHOD'] === 'POST') {</w:t>
-      </w:r>
-    </w:p>
-    <w:p>
-      <w:pPr>
-        <w:pStyle w:val="af3"/>
-        <w:ind w:firstLine="708"/>
-      </w:pPr>
-      <w:r>
-        <w:rPr>
-          <w:sz w:val="28"/>
-          <w:szCs w:val="28"/>
-          <w:lang w:val="en-US"/>
-        </w:rPr>
-        <w:t xml:space="preserve">  $username = $_POST['username'</w:t>
-      </w:r>
-      <w:proofErr w:type="gramStart"/>
-      <w:r>
-        <w:rPr>
-          <w:sz w:val="28"/>
-          <w:szCs w:val="28"/>
-          <w:lang w:val="en-US"/>
-        </w:rPr>
-        <w:t>] ??</w:t>
-      </w:r>
-      <w:proofErr w:type="gramEnd"/>
-      <w:r>
-        <w:rPr>
-          <w:sz w:val="28"/>
-          <w:szCs w:val="28"/>
-          <w:lang w:val="en-US"/>
-        </w:rPr>
-        <w:t xml:space="preserve"> </w:t>
-      </w:r>
-      <w:r>
-        <w:rPr>
-          <w:sz w:val="28"/>
-          <w:szCs w:val="28"/>
-        </w:rPr>
-        <w:t>'';</w:t>
-      </w:r>
-      <w:r>
-        <w:rPr>
-          <w:sz w:val="28"/>
-          <w:szCs w:val="28"/>
-        </w:rPr>
-        <w:t xml:space="preserve"> </w:t>
-      </w:r>
-      <w:r>
-        <w:rPr>
-          <w:sz w:val="28"/>
-          <w:szCs w:val="28"/>
-        </w:rPr>
-        <w:t xml:space="preserve">// </w:t>
-      </w:r>
-      <w:r>
-        <w:t>если значение существует — взять его;</w:t>
-      </w:r>
-      <w:r>
-        <w:t xml:space="preserve"> </w:t>
-      </w:r>
-      <w:r>
-        <w:t>если нет — подставить значение справа.</w:t>
-      </w:r>
+        </w:rPr>
+      </w:pPr>
     </w:p>
     <w:p>
       <w:pPr>
@@ -3193,8 +3202,46 @@
           <w:rFonts w:ascii="Times New Roman" w:hAnsi="Times New Roman" w:cs="Times New Roman"/>
           <w:sz w:val="28"/>
           <w:szCs w:val="28"/>
-        </w:rPr>
-      </w:pPr>
+          <w:lang w:val="en-US"/>
+        </w:rPr>
+      </w:pPr>
+      <w:r>
+        <w:rPr>
+          <w:rFonts w:ascii="Times New Roman" w:hAnsi="Times New Roman" w:cs="Times New Roman"/>
+          <w:sz w:val="28"/>
+          <w:szCs w:val="28"/>
+        </w:rPr>
+        <w:t xml:space="preserve">    </w:t>
+      </w:r>
+      <w:r>
+        <w:rPr>
+          <w:rFonts w:ascii="Times New Roman" w:hAnsi="Times New Roman" w:cs="Times New Roman"/>
+          <w:sz w:val="28"/>
+          <w:szCs w:val="28"/>
+          <w:lang w:val="en-US"/>
+        </w:rPr>
+        <w:t>$</w:t>
+      </w:r>
+      <w:proofErr w:type="spellStart"/>
+      <w:r>
+        <w:rPr>
+          <w:rFonts w:ascii="Times New Roman" w:hAnsi="Times New Roman" w:cs="Times New Roman"/>
+          <w:sz w:val="28"/>
+          <w:szCs w:val="28"/>
+          <w:lang w:val="en-US"/>
+        </w:rPr>
+        <w:t>password_raw</w:t>
+      </w:r>
+      <w:proofErr w:type="spellEnd"/>
+      <w:r>
+        <w:rPr>
+          <w:rFonts w:ascii="Times New Roman" w:hAnsi="Times New Roman" w:cs="Times New Roman"/>
+          <w:sz w:val="28"/>
+          <w:szCs w:val="28"/>
+          <w:lang w:val="en-US"/>
+        </w:rPr>
+        <w:t xml:space="preserve"> = $_POST['password'] ?? '';</w:t>
+      </w:r>
     </w:p>
     <w:p>
       <w:pPr>
@@ -3215,57 +3262,9 @@
           <w:rFonts w:ascii="Times New Roman" w:hAnsi="Times New Roman" w:cs="Times New Roman"/>
           <w:sz w:val="28"/>
           <w:szCs w:val="28"/>
-        </w:rPr>
-        <w:t xml:space="preserve">    </w:t>
-      </w:r>
-      <w:r>
-        <w:rPr>
-          <w:rFonts w:ascii="Times New Roman" w:hAnsi="Times New Roman" w:cs="Times New Roman"/>
-          <w:sz w:val="28"/>
-          <w:szCs w:val="28"/>
-          <w:lang w:val="en-US"/>
-        </w:rPr>
-        <w:t>$</w:t>
-      </w:r>
-      <w:proofErr w:type="spellStart"/>
-      <w:r>
-        <w:rPr>
-          <w:rFonts w:ascii="Times New Roman" w:hAnsi="Times New Roman" w:cs="Times New Roman"/>
-          <w:sz w:val="28"/>
-          <w:szCs w:val="28"/>
-          <w:lang w:val="en-US"/>
-        </w:rPr>
-        <w:t>password_raw</w:t>
-      </w:r>
-      <w:proofErr w:type="spellEnd"/>
-      <w:r>
-        <w:rPr>
-          <w:rFonts w:ascii="Times New Roman" w:hAnsi="Times New Roman" w:cs="Times New Roman"/>
-          <w:sz w:val="28"/>
-          <w:szCs w:val="28"/>
-          <w:lang w:val="en-US"/>
-        </w:rPr>
-        <w:t xml:space="preserve"> = $_POST['password'</w:t>
-      </w:r>
-      <w:proofErr w:type="gramStart"/>
-      <w:r>
-        <w:rPr>
-          <w:rFonts w:ascii="Times New Roman" w:hAnsi="Times New Roman" w:cs="Times New Roman"/>
-          <w:sz w:val="28"/>
-          <w:szCs w:val="28"/>
-          <w:lang w:val="en-US"/>
-        </w:rPr>
-        <w:t>] ??</w:t>
-      </w:r>
-      <w:proofErr w:type="gramEnd"/>
-      <w:r>
-        <w:rPr>
-          <w:rFonts w:ascii="Times New Roman" w:hAnsi="Times New Roman" w:cs="Times New Roman"/>
-          <w:sz w:val="28"/>
-          <w:szCs w:val="28"/>
-          <w:lang w:val="en-US"/>
-        </w:rPr>
-        <w:t xml:space="preserve"> '';</w:t>
+          <w:lang w:val="en-US"/>
+        </w:rPr>
+        <w:t xml:space="preserve">    $email = $_POST['email'] ?? '';</w:t>
       </w:r>
     </w:p>
     <w:p>
@@ -3282,35 +3281,6 @@
           <w:lang w:val="en-US"/>
         </w:rPr>
       </w:pPr>
-      <w:r>
-        <w:rPr>
-          <w:rFonts w:ascii="Times New Roman" w:hAnsi="Times New Roman" w:cs="Times New Roman"/>
-          <w:sz w:val="28"/>
-          <w:szCs w:val="28"/>
-          <w:lang w:val="en-US"/>
-        </w:rPr>
-        <w:t xml:space="preserve">    $email = $_POST['email'</w:t>
-      </w:r>
-      <w:proofErr w:type="gramStart"/>
-      <w:r>
-        <w:rPr>
-          <w:rFonts w:ascii="Times New Roman" w:hAnsi="Times New Roman" w:cs="Times New Roman"/>
-          <w:sz w:val="28"/>
-          <w:szCs w:val="28"/>
-          <w:lang w:val="en-US"/>
-        </w:rPr>
-        <w:t>] ??</w:t>
-      </w:r>
-      <w:proofErr w:type="gramEnd"/>
-      <w:r>
-        <w:rPr>
-          <w:rFonts w:ascii="Times New Roman" w:hAnsi="Times New Roman" w:cs="Times New Roman"/>
-          <w:sz w:val="28"/>
-          <w:szCs w:val="28"/>
-          <w:lang w:val="en-US"/>
-        </w:rPr>
-        <w:t xml:space="preserve"> '';</w:t>
-      </w:r>
     </w:p>
     <w:p>
       <w:pPr>
@@ -3326,6 +3296,36 @@
           <w:lang w:val="en-US"/>
         </w:rPr>
       </w:pPr>
+      <w:r>
+        <w:rPr>
+          <w:rFonts w:ascii="Times New Roman" w:hAnsi="Times New Roman" w:cs="Times New Roman"/>
+          <w:sz w:val="28"/>
+          <w:szCs w:val="28"/>
+          <w:lang w:val="en-US"/>
+        </w:rPr>
+        <w:lastRenderedPageBreak/>
+        <w:t xml:space="preserve">    if (empty($username) || empty($</w:t>
+      </w:r>
+      <w:proofErr w:type="spellStart"/>
+      <w:r>
+        <w:rPr>
+          <w:rFonts w:ascii="Times New Roman" w:hAnsi="Times New Roman" w:cs="Times New Roman"/>
+          <w:sz w:val="28"/>
+          <w:szCs w:val="28"/>
+          <w:lang w:val="en-US"/>
+        </w:rPr>
+        <w:t>password_raw</w:t>
+      </w:r>
+      <w:proofErr w:type="spellEnd"/>
+      <w:r>
+        <w:rPr>
+          <w:rFonts w:ascii="Times New Roman" w:hAnsi="Times New Roman" w:cs="Times New Roman"/>
+          <w:sz w:val="28"/>
+          <w:szCs w:val="28"/>
+          <w:lang w:val="en-US"/>
+        </w:rPr>
+        <w:t>) || empty($email)) {</w:t>
+      </w:r>
     </w:p>
     <w:p>
       <w:pPr>
@@ -3338,37 +3338,41 @@
           <w:rFonts w:ascii="Times New Roman" w:hAnsi="Times New Roman" w:cs="Times New Roman"/>
           <w:sz w:val="28"/>
           <w:szCs w:val="28"/>
-          <w:lang w:val="en-US"/>
-        </w:rPr>
-      </w:pPr>
-      <w:r>
-        <w:rPr>
-          <w:rFonts w:ascii="Times New Roman" w:hAnsi="Times New Roman" w:cs="Times New Roman"/>
-          <w:sz w:val="28"/>
-          <w:szCs w:val="28"/>
-          <w:lang w:val="en-US"/>
-        </w:rPr>
-        <w:t xml:space="preserve">    if (empty($username) || empty($</w:t>
-      </w:r>
-      <w:proofErr w:type="spellStart"/>
-      <w:r>
-        <w:rPr>
-          <w:rFonts w:ascii="Times New Roman" w:hAnsi="Times New Roman" w:cs="Times New Roman"/>
-          <w:sz w:val="28"/>
-          <w:szCs w:val="28"/>
-          <w:lang w:val="en-US"/>
-        </w:rPr>
-        <w:t>password_raw</w:t>
-      </w:r>
-      <w:proofErr w:type="spellEnd"/>
-      <w:r>
-        <w:rPr>
-          <w:rFonts w:ascii="Times New Roman" w:hAnsi="Times New Roman" w:cs="Times New Roman"/>
-          <w:sz w:val="28"/>
-          <w:szCs w:val="28"/>
-          <w:lang w:val="en-US"/>
-        </w:rPr>
-        <w:t>) || empty($email)) {</w:t>
+        </w:rPr>
+      </w:pPr>
+      <w:r>
+        <w:rPr>
+          <w:rFonts w:ascii="Times New Roman" w:hAnsi="Times New Roman" w:cs="Times New Roman"/>
+          <w:sz w:val="28"/>
+          <w:szCs w:val="28"/>
+          <w:lang w:val="en-US"/>
+        </w:rPr>
+        <w:t xml:space="preserve">        </w:t>
+      </w:r>
+      <w:r>
+        <w:rPr>
+          <w:rFonts w:ascii="Times New Roman" w:hAnsi="Times New Roman" w:cs="Times New Roman"/>
+          <w:sz w:val="28"/>
+          <w:szCs w:val="28"/>
+        </w:rPr>
+        <w:t>$</w:t>
+      </w:r>
+      <w:r>
+        <w:rPr>
+          <w:rFonts w:ascii="Times New Roman" w:hAnsi="Times New Roman" w:cs="Times New Roman"/>
+          <w:sz w:val="28"/>
+          <w:szCs w:val="28"/>
+          <w:lang w:val="en-US"/>
+        </w:rPr>
+        <w:t>message</w:t>
+      </w:r>
+      <w:r>
+        <w:rPr>
+          <w:rFonts w:ascii="Times New Roman" w:hAnsi="Times New Roman" w:cs="Times New Roman"/>
+          <w:sz w:val="28"/>
+          <w:szCs w:val="28"/>
+        </w:rPr>
+        <w:t xml:space="preserve"> = "Пожалуйста, заполните все поля!";</w:t>
       </w:r>
     </w:p>
     <w:p>
@@ -3382,42 +3386,25 @@
           <w:rFonts w:ascii="Times New Roman" w:hAnsi="Times New Roman" w:cs="Times New Roman"/>
           <w:sz w:val="28"/>
           <w:szCs w:val="28"/>
-        </w:rPr>
-      </w:pPr>
-      <w:r>
-        <w:rPr>
-          <w:rFonts w:ascii="Times New Roman" w:hAnsi="Times New Roman" w:cs="Times New Roman"/>
-          <w:sz w:val="28"/>
-          <w:szCs w:val="28"/>
-          <w:lang w:val="en-US"/>
-        </w:rPr>
-        <w:lastRenderedPageBreak/>
-        <w:t xml:space="preserve">        </w:t>
-      </w:r>
-      <w:r>
-        <w:rPr>
-          <w:rFonts w:ascii="Times New Roman" w:hAnsi="Times New Roman" w:cs="Times New Roman"/>
-          <w:sz w:val="28"/>
-          <w:szCs w:val="28"/>
-        </w:rPr>
-        <w:t>$</w:t>
-      </w:r>
-      <w:r>
-        <w:rPr>
-          <w:rFonts w:ascii="Times New Roman" w:hAnsi="Times New Roman" w:cs="Times New Roman"/>
-          <w:sz w:val="28"/>
-          <w:szCs w:val="28"/>
-          <w:lang w:val="en-US"/>
-        </w:rPr>
-        <w:t>message</w:t>
-      </w:r>
-      <w:r>
-        <w:rPr>
-          <w:rFonts w:ascii="Times New Roman" w:hAnsi="Times New Roman" w:cs="Times New Roman"/>
-          <w:sz w:val="28"/>
-          <w:szCs w:val="28"/>
-        </w:rPr>
-        <w:t xml:space="preserve"> = "Пожалуйста, заполните все поля!";</w:t>
+          <w:lang w:val="en-US"/>
+        </w:rPr>
+      </w:pPr>
+      <w:r>
+        <w:rPr>
+          <w:rFonts w:ascii="Times New Roman" w:hAnsi="Times New Roman" w:cs="Times New Roman"/>
+          <w:sz w:val="28"/>
+          <w:szCs w:val="28"/>
+        </w:rPr>
+        <w:t xml:space="preserve">    </w:t>
+      </w:r>
+      <w:r>
+        <w:rPr>
+          <w:rFonts w:ascii="Times New Roman" w:hAnsi="Times New Roman" w:cs="Times New Roman"/>
+          <w:sz w:val="28"/>
+          <w:szCs w:val="28"/>
+          <w:lang w:val="en-US"/>
+        </w:rPr>
+        <w:t>} else {</w:t>
       </w:r>
     </w:p>
     <w:p>
@@ -3439,17 +3426,69 @@
           <w:rFonts w:ascii="Times New Roman" w:hAnsi="Times New Roman" w:cs="Times New Roman"/>
           <w:sz w:val="28"/>
           <w:szCs w:val="28"/>
-        </w:rPr>
-        <w:t xml:space="preserve">    </w:t>
-      </w:r>
-      <w:r>
-        <w:rPr>
-          <w:rFonts w:ascii="Times New Roman" w:hAnsi="Times New Roman" w:cs="Times New Roman"/>
-          <w:sz w:val="28"/>
-          <w:szCs w:val="28"/>
-          <w:lang w:val="en-US"/>
-        </w:rPr>
-        <w:t>} else {</w:t>
+          <w:lang w:val="en-US"/>
+        </w:rPr>
+        <w:t xml:space="preserve">        $</w:t>
+      </w:r>
+      <w:proofErr w:type="spellStart"/>
+      <w:r>
+        <w:rPr>
+          <w:rFonts w:ascii="Times New Roman" w:hAnsi="Times New Roman" w:cs="Times New Roman"/>
+          <w:sz w:val="28"/>
+          <w:szCs w:val="28"/>
+          <w:lang w:val="en-US"/>
+        </w:rPr>
+        <w:t>password_hash</w:t>
+      </w:r>
+      <w:proofErr w:type="spellEnd"/>
+      <w:r>
+        <w:rPr>
+          <w:rFonts w:ascii="Times New Roman" w:hAnsi="Times New Roman" w:cs="Times New Roman"/>
+          <w:sz w:val="28"/>
+          <w:szCs w:val="28"/>
+          <w:lang w:val="en-US"/>
+        </w:rPr>
+        <w:t xml:space="preserve"> = </w:t>
+      </w:r>
+      <w:proofErr w:type="spellStart"/>
+      <w:r>
+        <w:rPr>
+          <w:rFonts w:ascii="Times New Roman" w:hAnsi="Times New Roman" w:cs="Times New Roman"/>
+          <w:sz w:val="28"/>
+          <w:szCs w:val="28"/>
+          <w:lang w:val="en-US"/>
+        </w:rPr>
+        <w:t>password_hash</w:t>
+      </w:r>
+      <w:proofErr w:type="spellEnd"/>
+      <w:r>
+        <w:rPr>
+          <w:rFonts w:ascii="Times New Roman" w:hAnsi="Times New Roman" w:cs="Times New Roman"/>
+          <w:sz w:val="28"/>
+          <w:szCs w:val="28"/>
+          <w:lang w:val="en-US"/>
+        </w:rPr>
+        <w:t>($</w:t>
+      </w:r>
+      <w:proofErr w:type="spellStart"/>
+      <w:r>
+        <w:rPr>
+          <w:rFonts w:ascii="Times New Roman" w:hAnsi="Times New Roman" w:cs="Times New Roman"/>
+          <w:sz w:val="28"/>
+          <w:szCs w:val="28"/>
+          <w:lang w:val="en-US"/>
+        </w:rPr>
+        <w:t>password_raw</w:t>
+      </w:r>
+      <w:proofErr w:type="spellEnd"/>
+      <w:r>
+        <w:rPr>
+          <w:rFonts w:ascii="Times New Roman" w:hAnsi="Times New Roman" w:cs="Times New Roman"/>
+          <w:sz w:val="28"/>
+          <w:szCs w:val="28"/>
+          <w:lang w:val="en-US"/>
+        </w:rPr>
+        <w:t>, PASSWORD_DEFAULT);</w:t>
       </w:r>
     </w:p>
     <w:p>
@@ -3466,95 +3505,6 @@
           <w:lang w:val="en-US"/>
         </w:rPr>
       </w:pPr>
-      <w:r>
-        <w:rPr>
-          <w:rFonts w:ascii="Times New Roman" w:hAnsi="Times New Roman" w:cs="Times New Roman"/>
-          <w:sz w:val="28"/>
-          <w:szCs w:val="28"/>
-          <w:lang w:val="en-US"/>
-        </w:rPr>
-        <w:t xml:space="preserve">        $</w:t>
-      </w:r>
-      <w:proofErr w:type="spellStart"/>
-      <w:r>
-        <w:rPr>
-          <w:rFonts w:ascii="Times New Roman" w:hAnsi="Times New Roman" w:cs="Times New Roman"/>
-          <w:sz w:val="28"/>
-          <w:szCs w:val="28"/>
-          <w:lang w:val="en-US"/>
-        </w:rPr>
-        <w:t>password_hash</w:t>
-      </w:r>
-      <w:proofErr w:type="spellEnd"/>
-      <w:r>
-        <w:rPr>
-          <w:rFonts w:ascii="Times New Roman" w:hAnsi="Times New Roman" w:cs="Times New Roman"/>
-          <w:sz w:val="28"/>
-          <w:szCs w:val="28"/>
-          <w:lang w:val="en-US"/>
-        </w:rPr>
-        <w:t xml:space="preserve"> = </w:t>
-      </w:r>
-      <w:proofErr w:type="spellStart"/>
-      <w:r>
-        <w:rPr>
-          <w:rFonts w:ascii="Times New Roman" w:hAnsi="Times New Roman" w:cs="Times New Roman"/>
-          <w:sz w:val="28"/>
-          <w:szCs w:val="28"/>
-          <w:lang w:val="en-US"/>
-        </w:rPr>
-        <w:t>password_</w:t>
-      </w:r>
-      <w:proofErr w:type="gramStart"/>
-      <w:r>
-        <w:rPr>
-          <w:rFonts w:ascii="Times New Roman" w:hAnsi="Times New Roman" w:cs="Times New Roman"/>
-          <w:sz w:val="28"/>
-          <w:szCs w:val="28"/>
-          <w:lang w:val="en-US"/>
-        </w:rPr>
-        <w:t>hash</w:t>
-      </w:r>
-      <w:proofErr w:type="spellEnd"/>
-      <w:r>
-        <w:rPr>
-          <w:rFonts w:ascii="Times New Roman" w:hAnsi="Times New Roman" w:cs="Times New Roman"/>
-          <w:sz w:val="28"/>
-          <w:szCs w:val="28"/>
-          <w:lang w:val="en-US"/>
-        </w:rPr>
-        <w:t>(</w:t>
-      </w:r>
-      <w:proofErr w:type="gramEnd"/>
-      <w:r>
-        <w:rPr>
-          <w:rFonts w:ascii="Times New Roman" w:hAnsi="Times New Roman" w:cs="Times New Roman"/>
-          <w:sz w:val="28"/>
-          <w:szCs w:val="28"/>
-          <w:lang w:val="en-US"/>
-        </w:rPr>
-        <w:t>$</w:t>
-      </w:r>
-      <w:proofErr w:type="spellStart"/>
-      <w:r>
-        <w:rPr>
-          <w:rFonts w:ascii="Times New Roman" w:hAnsi="Times New Roman" w:cs="Times New Roman"/>
-          <w:sz w:val="28"/>
-          <w:szCs w:val="28"/>
-          <w:lang w:val="en-US"/>
-        </w:rPr>
-        <w:t>password_raw</w:t>
-      </w:r>
-      <w:proofErr w:type="spellEnd"/>
-      <w:r>
-        <w:rPr>
-          <w:rFonts w:ascii="Times New Roman" w:hAnsi="Times New Roman" w:cs="Times New Roman"/>
-          <w:sz w:val="28"/>
-          <w:szCs w:val="28"/>
-          <w:lang w:val="en-US"/>
-        </w:rPr>
-        <w:t>, PASSWORD_DEFAULT);</w:t>
-      </w:r>
     </w:p>
     <w:p>
       <w:pPr>
@@ -3570,6 +3520,15 @@
           <w:lang w:val="en-US"/>
         </w:rPr>
       </w:pPr>
+      <w:r>
+        <w:rPr>
+          <w:rFonts w:ascii="Times New Roman" w:hAnsi="Times New Roman" w:cs="Times New Roman"/>
+          <w:sz w:val="28"/>
+          <w:szCs w:val="28"/>
+          <w:lang w:val="en-US"/>
+        </w:rPr>
+        <w:t xml:space="preserve">        try {</w:t>
+      </w:r>
     </w:p>
     <w:p>
       <w:pPr>
@@ -3592,7 +3551,47 @@
           <w:szCs w:val="28"/>
           <w:lang w:val="en-US"/>
         </w:rPr>
-        <w:t xml:space="preserve">        try {</w:t>
+        <w:t xml:space="preserve">            $</w:t>
+      </w:r>
+      <w:proofErr w:type="spellStart"/>
+      <w:r>
+        <w:rPr>
+          <w:rFonts w:ascii="Times New Roman" w:hAnsi="Times New Roman" w:cs="Times New Roman"/>
+          <w:sz w:val="28"/>
+          <w:szCs w:val="28"/>
+          <w:lang w:val="en-US"/>
+        </w:rPr>
+        <w:t>stmt</w:t>
+      </w:r>
+      <w:proofErr w:type="spellEnd"/>
+      <w:r>
+        <w:rPr>
+          <w:rFonts w:ascii="Times New Roman" w:hAnsi="Times New Roman" w:cs="Times New Roman"/>
+          <w:sz w:val="28"/>
+          <w:szCs w:val="28"/>
+          <w:lang w:val="en-US"/>
+        </w:rPr>
+        <w:t xml:space="preserve"> = $</w:t>
+      </w:r>
+      <w:proofErr w:type="spellStart"/>
+      <w:r>
+        <w:rPr>
+          <w:rFonts w:ascii="Times New Roman" w:hAnsi="Times New Roman" w:cs="Times New Roman"/>
+          <w:sz w:val="28"/>
+          <w:szCs w:val="28"/>
+          <w:lang w:val="en-US"/>
+        </w:rPr>
+        <w:t>db</w:t>
+      </w:r>
+      <w:proofErr w:type="spellEnd"/>
+      <w:r>
+        <w:rPr>
+          <w:rFonts w:ascii="Times New Roman" w:hAnsi="Times New Roman" w:cs="Times New Roman"/>
+          <w:sz w:val="28"/>
+          <w:szCs w:val="28"/>
+          <w:lang w:val="en-US"/>
+        </w:rPr>
+        <w:t>-&gt;prepare("INSERT INTO users (username, password, email) VALUES (?, ?, ?)");</w:t>
       </w:r>
     </w:p>
     <w:p>
@@ -3636,7 +3635,7 @@
           <w:szCs w:val="28"/>
           <w:lang w:val="en-US"/>
         </w:rPr>
-        <w:t xml:space="preserve"> = $</w:t>
+        <w:t>-&gt;execute([$username, $</w:t>
       </w:r>
       <w:proofErr w:type="spellStart"/>
       <w:r>
@@ -3646,7 +3645,7 @@
           <w:szCs w:val="28"/>
           <w:lang w:val="en-US"/>
         </w:rPr>
-        <w:t>db</w:t>
+        <w:t>password_hash</w:t>
       </w:r>
       <w:proofErr w:type="spellEnd"/>
       <w:r>
@@ -3656,27 +3655,7 @@
           <w:szCs w:val="28"/>
           <w:lang w:val="en-US"/>
         </w:rPr>
-        <w:t>-&gt;</w:t>
-      </w:r>
-      <w:proofErr w:type="gramStart"/>
-      <w:r>
-        <w:rPr>
-          <w:rFonts w:ascii="Times New Roman" w:hAnsi="Times New Roman" w:cs="Times New Roman"/>
-          <w:sz w:val="28"/>
-          <w:szCs w:val="28"/>
-          <w:lang w:val="en-US"/>
-        </w:rPr>
-        <w:t>prepare(</w:t>
-      </w:r>
-      <w:proofErr w:type="gramEnd"/>
-      <w:r>
-        <w:rPr>
-          <w:rFonts w:ascii="Times New Roman" w:hAnsi="Times New Roman" w:cs="Times New Roman"/>
-          <w:sz w:val="28"/>
-          <w:szCs w:val="28"/>
-          <w:lang w:val="en-US"/>
-        </w:rPr>
-        <w:t>"INSERT INTO users (username, password, email) VALUES (?, ?, ?)");</w:t>
+        <w:t>, $email]);</w:t>
       </w:r>
     </w:p>
     <w:p>
@@ -3700,7 +3679,7 @@
           <w:szCs w:val="28"/>
           <w:lang w:val="en-US"/>
         </w:rPr>
-        <w:t xml:space="preserve">            $</w:t>
+        <w:t xml:space="preserve">            $message = "</w:t>
       </w:r>
       <w:proofErr w:type="spellStart"/>
       <w:r>
@@ -3710,7 +3689,7 @@
           <w:szCs w:val="28"/>
           <w:lang w:val="en-US"/>
         </w:rPr>
-        <w:t>stmt</w:t>
+        <w:t>Регистрация</w:t>
       </w:r>
       <w:proofErr w:type="spellEnd"/>
       <w:r>
@@ -3720,27 +3699,7 @@
           <w:szCs w:val="28"/>
           <w:lang w:val="en-US"/>
         </w:rPr>
-        <w:t>-&gt;</w:t>
-      </w:r>
-      <w:proofErr w:type="gramStart"/>
-      <w:r>
-        <w:rPr>
-          <w:rFonts w:ascii="Times New Roman" w:hAnsi="Times New Roman" w:cs="Times New Roman"/>
-          <w:sz w:val="28"/>
-          <w:szCs w:val="28"/>
-          <w:lang w:val="en-US"/>
-        </w:rPr>
-        <w:t>execute(</w:t>
-      </w:r>
-      <w:proofErr w:type="gramEnd"/>
-      <w:r>
-        <w:rPr>
-          <w:rFonts w:ascii="Times New Roman" w:hAnsi="Times New Roman" w:cs="Times New Roman"/>
-          <w:sz w:val="28"/>
-          <w:szCs w:val="28"/>
-          <w:lang w:val="en-US"/>
-        </w:rPr>
-        <w:t>[$username, $</w:t>
+        <w:t xml:space="preserve"> </w:t>
       </w:r>
       <w:proofErr w:type="spellStart"/>
       <w:r>
@@ -3750,7 +3709,7 @@
           <w:szCs w:val="28"/>
           <w:lang w:val="en-US"/>
         </w:rPr>
-        <w:t>password_hash</w:t>
+        <w:t>успешна</w:t>
       </w:r>
       <w:proofErr w:type="spellEnd"/>
       <w:r>
@@ -3760,7 +3719,47 @@
           <w:szCs w:val="28"/>
           <w:lang w:val="en-US"/>
         </w:rPr>
-        <w:t>, $email]);</w:t>
+        <w:t xml:space="preserve">! &lt;a </w:t>
+      </w:r>
+      <w:proofErr w:type="spellStart"/>
+      <w:r>
+        <w:rPr>
+          <w:rFonts w:ascii="Times New Roman" w:hAnsi="Times New Roman" w:cs="Times New Roman"/>
+          <w:sz w:val="28"/>
+          <w:szCs w:val="28"/>
+          <w:lang w:val="en-US"/>
+        </w:rPr>
+        <w:t>href</w:t>
+      </w:r>
+      <w:proofErr w:type="spellEnd"/>
+      <w:r>
+        <w:rPr>
+          <w:rFonts w:ascii="Times New Roman" w:hAnsi="Times New Roman" w:cs="Times New Roman"/>
+          <w:sz w:val="28"/>
+          <w:szCs w:val="28"/>
+          <w:lang w:val="en-US"/>
+        </w:rPr>
+        <w:t>='login.html'&gt;</w:t>
+      </w:r>
+      <w:proofErr w:type="spellStart"/>
+      <w:r>
+        <w:rPr>
+          <w:rFonts w:ascii="Times New Roman" w:hAnsi="Times New Roman" w:cs="Times New Roman"/>
+          <w:sz w:val="28"/>
+          <w:szCs w:val="28"/>
+          <w:lang w:val="en-US"/>
+        </w:rPr>
+        <w:t>Войти</w:t>
+      </w:r>
+      <w:proofErr w:type="spellEnd"/>
+      <w:r>
+        <w:rPr>
+          <w:rFonts w:ascii="Times New Roman" w:hAnsi="Times New Roman" w:cs="Times New Roman"/>
+          <w:sz w:val="28"/>
+          <w:szCs w:val="28"/>
+          <w:lang w:val="en-US"/>
+        </w:rPr>
+        <w:t>&lt;/a&gt;";</w:t>
       </w:r>
     </w:p>
     <w:p>
@@ -3784,7 +3783,7 @@
           <w:szCs w:val="28"/>
           <w:lang w:val="en-US"/>
         </w:rPr>
-        <w:t xml:space="preserve">            $message = "</w:t>
+        <w:t xml:space="preserve">        } catch (</w:t>
       </w:r>
       <w:proofErr w:type="spellStart"/>
       <w:r>
@@ -3794,7 +3793,7 @@
           <w:szCs w:val="28"/>
           <w:lang w:val="en-US"/>
         </w:rPr>
-        <w:t>Регистрация</w:t>
+        <w:t>PDOException</w:t>
       </w:r>
       <w:proofErr w:type="spellEnd"/>
       <w:r>
@@ -3804,67 +3803,7 @@
           <w:szCs w:val="28"/>
           <w:lang w:val="en-US"/>
         </w:rPr>
-        <w:t xml:space="preserve"> </w:t>
-      </w:r>
-      <w:proofErr w:type="spellStart"/>
-      <w:r>
-        <w:rPr>
-          <w:rFonts w:ascii="Times New Roman" w:hAnsi="Times New Roman" w:cs="Times New Roman"/>
-          <w:sz w:val="28"/>
-          <w:szCs w:val="28"/>
-          <w:lang w:val="en-US"/>
-        </w:rPr>
-        <w:t>успешна</w:t>
-      </w:r>
-      <w:proofErr w:type="spellEnd"/>
-      <w:r>
-        <w:rPr>
-          <w:rFonts w:ascii="Times New Roman" w:hAnsi="Times New Roman" w:cs="Times New Roman"/>
-          <w:sz w:val="28"/>
-          <w:szCs w:val="28"/>
-          <w:lang w:val="en-US"/>
-        </w:rPr>
-        <w:t xml:space="preserve">! &lt;a </w:t>
-      </w:r>
-      <w:proofErr w:type="spellStart"/>
-      <w:r>
-        <w:rPr>
-          <w:rFonts w:ascii="Times New Roman" w:hAnsi="Times New Roman" w:cs="Times New Roman"/>
-          <w:sz w:val="28"/>
-          <w:szCs w:val="28"/>
-          <w:lang w:val="en-US"/>
-        </w:rPr>
-        <w:t>href</w:t>
-      </w:r>
-      <w:proofErr w:type="spellEnd"/>
-      <w:r>
-        <w:rPr>
-          <w:rFonts w:ascii="Times New Roman" w:hAnsi="Times New Roman" w:cs="Times New Roman"/>
-          <w:sz w:val="28"/>
-          <w:szCs w:val="28"/>
-          <w:lang w:val="en-US"/>
-        </w:rPr>
-        <w:t>='login.html'&gt;</w:t>
-      </w:r>
-      <w:proofErr w:type="spellStart"/>
-      <w:r>
-        <w:rPr>
-          <w:rFonts w:ascii="Times New Roman" w:hAnsi="Times New Roman" w:cs="Times New Roman"/>
-          <w:sz w:val="28"/>
-          <w:szCs w:val="28"/>
-          <w:lang w:val="en-US"/>
-        </w:rPr>
-        <w:t>Войти</w:t>
-      </w:r>
-      <w:proofErr w:type="spellEnd"/>
-      <w:r>
-        <w:rPr>
-          <w:rFonts w:ascii="Times New Roman" w:hAnsi="Times New Roman" w:cs="Times New Roman"/>
-          <w:sz w:val="28"/>
-          <w:szCs w:val="28"/>
-          <w:lang w:val="en-US"/>
-        </w:rPr>
-        <w:t>&lt;/a&gt;";</w:t>
+        <w:t xml:space="preserve"> $e) {</w:t>
       </w:r>
     </w:p>
     <w:p>
@@ -3888,7 +3827,7 @@
           <w:szCs w:val="28"/>
           <w:lang w:val="en-US"/>
         </w:rPr>
-        <w:t xml:space="preserve">        } catch (</w:t>
+        <w:t xml:space="preserve">            if ($e-&gt;</w:t>
       </w:r>
       <w:proofErr w:type="spellStart"/>
       <w:r>
@@ -3898,7 +3837,7 @@
           <w:szCs w:val="28"/>
           <w:lang w:val="en-US"/>
         </w:rPr>
-        <w:t>PDOException</w:t>
+        <w:t>getCode</w:t>
       </w:r>
       <w:proofErr w:type="spellEnd"/>
       <w:r>
@@ -3908,7 +3847,7 @@
           <w:szCs w:val="28"/>
           <w:lang w:val="en-US"/>
         </w:rPr>
-        <w:t xml:space="preserve"> $e) {</w:t>
+        <w:t>() == 23000) {</w:t>
       </w:r>
     </w:p>
     <w:p>
@@ -3932,38 +3871,171 @@
           <w:szCs w:val="28"/>
           <w:lang w:val="en-US"/>
         </w:rPr>
-        <w:t xml:space="preserve">            if ($e-&gt;</w:t>
-      </w:r>
-      <w:proofErr w:type="spellStart"/>
-      <w:proofErr w:type="gramStart"/>
-      <w:r>
-        <w:rPr>
-          <w:rFonts w:ascii="Times New Roman" w:hAnsi="Times New Roman" w:cs="Times New Roman"/>
-          <w:sz w:val="28"/>
-          <w:szCs w:val="28"/>
-          <w:lang w:val="en-US"/>
-        </w:rPr>
-        <w:t>getCode</w:t>
-      </w:r>
-      <w:proofErr w:type="spellEnd"/>
-      <w:r>
-        <w:rPr>
-          <w:rFonts w:ascii="Times New Roman" w:hAnsi="Times New Roman" w:cs="Times New Roman"/>
-          <w:sz w:val="28"/>
-          <w:szCs w:val="28"/>
-          <w:lang w:val="en-US"/>
-        </w:rPr>
-        <w:t>(</w:t>
-      </w:r>
-      <w:proofErr w:type="gramEnd"/>
-      <w:r>
-        <w:rPr>
-          <w:rFonts w:ascii="Times New Roman" w:hAnsi="Times New Roman" w:cs="Times New Roman"/>
-          <w:sz w:val="28"/>
-          <w:szCs w:val="28"/>
-          <w:lang w:val="en-US"/>
-        </w:rPr>
-        <w:t>) == 23000) {</w:t>
+        <w:t xml:space="preserve">                </w:t>
+      </w:r>
+      <w:r>
+        <w:rPr>
+          <w:rFonts w:ascii="Times New Roman" w:hAnsi="Times New Roman" w:cs="Times New Roman"/>
+          <w:sz w:val="28"/>
+          <w:szCs w:val="28"/>
+          <w:lang w:val="en-US"/>
+        </w:rPr>
+        <w:t>$</w:t>
+      </w:r>
+      <w:r>
+        <w:rPr>
+          <w:rFonts w:ascii="Times New Roman" w:hAnsi="Times New Roman" w:cs="Times New Roman"/>
+          <w:sz w:val="28"/>
+          <w:szCs w:val="28"/>
+          <w:lang w:val="en-US"/>
+        </w:rPr>
+        <w:t>message</w:t>
+      </w:r>
+      <w:r>
+        <w:rPr>
+          <w:rFonts w:ascii="Times New Roman" w:hAnsi="Times New Roman" w:cs="Times New Roman"/>
+          <w:sz w:val="28"/>
+          <w:szCs w:val="28"/>
+          <w:lang w:val="en-US"/>
+        </w:rPr>
+        <w:t xml:space="preserve"> = "</w:t>
+      </w:r>
+      <w:r>
+        <w:rPr>
+          <w:rFonts w:ascii="Times New Roman" w:hAnsi="Times New Roman" w:cs="Times New Roman"/>
+          <w:sz w:val="28"/>
+          <w:szCs w:val="28"/>
+        </w:rPr>
+        <w:t>Пользователь</w:t>
+      </w:r>
+      <w:r>
+        <w:rPr>
+          <w:rFonts w:ascii="Times New Roman" w:hAnsi="Times New Roman" w:cs="Times New Roman"/>
+          <w:sz w:val="28"/>
+          <w:szCs w:val="28"/>
+          <w:lang w:val="en-US"/>
+        </w:rPr>
+        <w:t xml:space="preserve"> </w:t>
+      </w:r>
+      <w:r>
+        <w:rPr>
+          <w:rFonts w:ascii="Times New Roman" w:hAnsi="Times New Roman" w:cs="Times New Roman"/>
+          <w:sz w:val="28"/>
+          <w:szCs w:val="28"/>
+        </w:rPr>
+        <w:t>с</w:t>
+      </w:r>
+      <w:r>
+        <w:rPr>
+          <w:rFonts w:ascii="Times New Roman" w:hAnsi="Times New Roman" w:cs="Times New Roman"/>
+          <w:sz w:val="28"/>
+          <w:szCs w:val="28"/>
+          <w:lang w:val="en-US"/>
+        </w:rPr>
+        <w:t xml:space="preserve"> </w:t>
+      </w:r>
+      <w:r>
+        <w:rPr>
+          <w:rFonts w:ascii="Times New Roman" w:hAnsi="Times New Roman" w:cs="Times New Roman"/>
+          <w:sz w:val="28"/>
+          <w:szCs w:val="28"/>
+        </w:rPr>
+        <w:t>таким</w:t>
+      </w:r>
+      <w:r>
+        <w:rPr>
+          <w:rFonts w:ascii="Times New Roman" w:hAnsi="Times New Roman" w:cs="Times New Roman"/>
+          <w:sz w:val="28"/>
+          <w:szCs w:val="28"/>
+          <w:lang w:val="en-US"/>
+        </w:rPr>
+        <w:t xml:space="preserve"> </w:t>
+      </w:r>
+      <w:r>
+        <w:rPr>
+          <w:rFonts w:ascii="Times New Roman" w:hAnsi="Times New Roman" w:cs="Times New Roman"/>
+          <w:sz w:val="28"/>
+          <w:szCs w:val="28"/>
+        </w:rPr>
+        <w:t>логином</w:t>
+      </w:r>
+      <w:r>
+        <w:rPr>
+          <w:rFonts w:ascii="Times New Roman" w:hAnsi="Times New Roman" w:cs="Times New Roman"/>
+          <w:sz w:val="28"/>
+          <w:szCs w:val="28"/>
+          <w:lang w:val="en-US"/>
+        </w:rPr>
+        <w:t xml:space="preserve"> </w:t>
+      </w:r>
+      <w:r>
+        <w:rPr>
+          <w:rFonts w:ascii="Times New Roman" w:hAnsi="Times New Roman" w:cs="Times New Roman"/>
+          <w:sz w:val="28"/>
+          <w:szCs w:val="28"/>
+        </w:rPr>
+        <w:t>или</w:t>
+      </w:r>
+      <w:r>
+        <w:rPr>
+          <w:rFonts w:ascii="Times New Roman" w:hAnsi="Times New Roman" w:cs="Times New Roman"/>
+          <w:sz w:val="28"/>
+          <w:szCs w:val="28"/>
+          <w:lang w:val="en-US"/>
+        </w:rPr>
+        <w:t xml:space="preserve"> </w:t>
+      </w:r>
+      <w:r>
+        <w:rPr>
+          <w:rFonts w:ascii="Times New Roman" w:hAnsi="Times New Roman" w:cs="Times New Roman"/>
+          <w:sz w:val="28"/>
+          <w:szCs w:val="28"/>
+          <w:lang w:val="en-US"/>
+        </w:rPr>
+        <w:t>email</w:t>
+      </w:r>
+      <w:r>
+        <w:rPr>
+          <w:rFonts w:ascii="Times New Roman" w:hAnsi="Times New Roman" w:cs="Times New Roman"/>
+          <w:sz w:val="28"/>
+          <w:szCs w:val="28"/>
+          <w:lang w:val="en-US"/>
+        </w:rPr>
+        <w:t xml:space="preserve"> </w:t>
+      </w:r>
+      <w:r>
+        <w:rPr>
+          <w:rFonts w:ascii="Times New Roman" w:hAnsi="Times New Roman" w:cs="Times New Roman"/>
+          <w:sz w:val="28"/>
+          <w:szCs w:val="28"/>
+        </w:rPr>
+        <w:t>уже</w:t>
+      </w:r>
+      <w:r>
+        <w:rPr>
+          <w:rFonts w:ascii="Times New Roman" w:hAnsi="Times New Roman" w:cs="Times New Roman"/>
+          <w:sz w:val="28"/>
+          <w:szCs w:val="28"/>
+          <w:lang w:val="en-US"/>
+        </w:rPr>
+        <w:t xml:space="preserve"> </w:t>
+      </w:r>
+      <w:r>
+        <w:rPr>
+          <w:rFonts w:ascii="Times New Roman" w:hAnsi="Times New Roman" w:cs="Times New Roman"/>
+          <w:sz w:val="28"/>
+          <w:szCs w:val="28"/>
+        </w:rPr>
+        <w:t>существует</w:t>
+      </w:r>
+      <w:r>
+        <w:rPr>
+          <w:rFonts w:ascii="Times New Roman" w:hAnsi="Times New Roman" w:cs="Times New Roman"/>
+          <w:sz w:val="28"/>
+          <w:szCs w:val="28"/>
+          <w:lang w:val="en-US"/>
+        </w:rPr>
+        <w:t>!";</w:t>
       </w:r>
     </w:p>
     <w:p>
@@ -3987,171 +4059,16 @@
           <w:szCs w:val="28"/>
           <w:lang w:val="en-US"/>
         </w:rPr>
-        <w:t xml:space="preserve">                </w:t>
-      </w:r>
-      <w:r>
-        <w:rPr>
-          <w:rFonts w:ascii="Times New Roman" w:hAnsi="Times New Roman" w:cs="Times New Roman"/>
-          <w:sz w:val="28"/>
-          <w:szCs w:val="28"/>
-          <w:lang w:val="en-US"/>
-        </w:rPr>
-        <w:t>$</w:t>
-      </w:r>
-      <w:r>
-        <w:rPr>
-          <w:rFonts w:ascii="Times New Roman" w:hAnsi="Times New Roman" w:cs="Times New Roman"/>
-          <w:sz w:val="28"/>
-          <w:szCs w:val="28"/>
-          <w:lang w:val="en-US"/>
-        </w:rPr>
-        <w:t>message</w:t>
-      </w:r>
-      <w:r>
-        <w:rPr>
-          <w:rFonts w:ascii="Times New Roman" w:hAnsi="Times New Roman" w:cs="Times New Roman"/>
-          <w:sz w:val="28"/>
-          <w:szCs w:val="28"/>
-          <w:lang w:val="en-US"/>
-        </w:rPr>
-        <w:t xml:space="preserve"> = "</w:t>
-      </w:r>
-      <w:r>
-        <w:rPr>
-          <w:rFonts w:ascii="Times New Roman" w:hAnsi="Times New Roman" w:cs="Times New Roman"/>
-          <w:sz w:val="28"/>
-          <w:szCs w:val="28"/>
-        </w:rPr>
-        <w:t>Пользователь</w:t>
-      </w:r>
-      <w:r>
-        <w:rPr>
-          <w:rFonts w:ascii="Times New Roman" w:hAnsi="Times New Roman" w:cs="Times New Roman"/>
-          <w:sz w:val="28"/>
-          <w:szCs w:val="28"/>
-          <w:lang w:val="en-US"/>
-        </w:rPr>
-        <w:t xml:space="preserve"> </w:t>
-      </w:r>
-      <w:r>
-        <w:rPr>
-          <w:rFonts w:ascii="Times New Roman" w:hAnsi="Times New Roman" w:cs="Times New Roman"/>
-          <w:sz w:val="28"/>
-          <w:szCs w:val="28"/>
-        </w:rPr>
-        <w:t>с</w:t>
-      </w:r>
-      <w:r>
-        <w:rPr>
-          <w:rFonts w:ascii="Times New Roman" w:hAnsi="Times New Roman" w:cs="Times New Roman"/>
-          <w:sz w:val="28"/>
-          <w:szCs w:val="28"/>
-          <w:lang w:val="en-US"/>
-        </w:rPr>
-        <w:t xml:space="preserve"> </w:t>
-      </w:r>
-      <w:r>
-        <w:rPr>
-          <w:rFonts w:ascii="Times New Roman" w:hAnsi="Times New Roman" w:cs="Times New Roman"/>
-          <w:sz w:val="28"/>
-          <w:szCs w:val="28"/>
-        </w:rPr>
-        <w:t>таким</w:t>
-      </w:r>
-      <w:r>
-        <w:rPr>
-          <w:rFonts w:ascii="Times New Roman" w:hAnsi="Times New Roman" w:cs="Times New Roman"/>
-          <w:sz w:val="28"/>
-          <w:szCs w:val="28"/>
-          <w:lang w:val="en-US"/>
-        </w:rPr>
-        <w:t xml:space="preserve"> </w:t>
-      </w:r>
-      <w:r>
-        <w:rPr>
-          <w:rFonts w:ascii="Times New Roman" w:hAnsi="Times New Roman" w:cs="Times New Roman"/>
-          <w:sz w:val="28"/>
-          <w:szCs w:val="28"/>
-        </w:rPr>
-        <w:t>логином</w:t>
-      </w:r>
-      <w:r>
-        <w:rPr>
-          <w:rFonts w:ascii="Times New Roman" w:hAnsi="Times New Roman" w:cs="Times New Roman"/>
-          <w:sz w:val="28"/>
-          <w:szCs w:val="28"/>
-          <w:lang w:val="en-US"/>
-        </w:rPr>
-        <w:t xml:space="preserve"> </w:t>
-      </w:r>
-      <w:r>
-        <w:rPr>
-          <w:rFonts w:ascii="Times New Roman" w:hAnsi="Times New Roman" w:cs="Times New Roman"/>
-          <w:sz w:val="28"/>
-          <w:szCs w:val="28"/>
-        </w:rPr>
-        <w:t>или</w:t>
-      </w:r>
-      <w:r>
-        <w:rPr>
-          <w:rFonts w:ascii="Times New Roman" w:hAnsi="Times New Roman" w:cs="Times New Roman"/>
-          <w:sz w:val="28"/>
-          <w:szCs w:val="28"/>
-          <w:lang w:val="en-US"/>
-        </w:rPr>
-        <w:t xml:space="preserve"> </w:t>
-      </w:r>
-      <w:r>
-        <w:rPr>
-          <w:rFonts w:ascii="Times New Roman" w:hAnsi="Times New Roman" w:cs="Times New Roman"/>
-          <w:sz w:val="28"/>
-          <w:szCs w:val="28"/>
-          <w:lang w:val="en-US"/>
-        </w:rPr>
-        <w:t>email</w:t>
-      </w:r>
-      <w:r>
-        <w:rPr>
-          <w:rFonts w:ascii="Times New Roman" w:hAnsi="Times New Roman" w:cs="Times New Roman"/>
-          <w:sz w:val="28"/>
-          <w:szCs w:val="28"/>
-          <w:lang w:val="en-US"/>
-        </w:rPr>
-        <w:t xml:space="preserve"> </w:t>
-      </w:r>
-      <w:r>
-        <w:rPr>
-          <w:rFonts w:ascii="Times New Roman" w:hAnsi="Times New Roman" w:cs="Times New Roman"/>
-          <w:sz w:val="28"/>
-          <w:szCs w:val="28"/>
-        </w:rPr>
-        <w:t>уже</w:t>
-      </w:r>
-      <w:r>
-        <w:rPr>
-          <w:rFonts w:ascii="Times New Roman" w:hAnsi="Times New Roman" w:cs="Times New Roman"/>
-          <w:sz w:val="28"/>
-          <w:szCs w:val="28"/>
-          <w:lang w:val="en-US"/>
-        </w:rPr>
-        <w:t xml:space="preserve"> </w:t>
-      </w:r>
-      <w:r>
-        <w:rPr>
-          <w:rFonts w:ascii="Times New Roman" w:hAnsi="Times New Roman" w:cs="Times New Roman"/>
-          <w:sz w:val="28"/>
-          <w:szCs w:val="28"/>
-        </w:rPr>
-        <w:t>существует</w:t>
-      </w:r>
-      <w:r>
-        <w:rPr>
-          <w:rFonts w:ascii="Times New Roman" w:hAnsi="Times New Roman" w:cs="Times New Roman"/>
-          <w:sz w:val="28"/>
-          <w:szCs w:val="28"/>
-          <w:lang w:val="en-US"/>
-        </w:rPr>
-        <w:t>!";</w:t>
+        <w:t xml:space="preserve">            </w:t>
+      </w:r>
+      <w:r>
+        <w:rPr>
+          <w:rFonts w:ascii="Times New Roman" w:hAnsi="Times New Roman" w:cs="Times New Roman"/>
+          <w:sz w:val="28"/>
+          <w:szCs w:val="28"/>
+          <w:lang w:val="en-US"/>
+        </w:rPr>
+        <w:t>} else {</w:t>
       </w:r>
     </w:p>
     <w:p>
@@ -4175,16 +4092,47 @@
           <w:szCs w:val="28"/>
           <w:lang w:val="en-US"/>
         </w:rPr>
-        <w:t xml:space="preserve">            </w:t>
-      </w:r>
-      <w:r>
-        <w:rPr>
-          <w:rFonts w:ascii="Times New Roman" w:hAnsi="Times New Roman" w:cs="Times New Roman"/>
-          <w:sz w:val="28"/>
-          <w:szCs w:val="28"/>
-          <w:lang w:val="en-US"/>
-        </w:rPr>
-        <w:t>} else {</w:t>
+        <w:t xml:space="preserve">                $message = "</w:t>
+      </w:r>
+      <w:proofErr w:type="spellStart"/>
+      <w:r>
+        <w:rPr>
+          <w:rFonts w:ascii="Times New Roman" w:hAnsi="Times New Roman" w:cs="Times New Roman"/>
+          <w:sz w:val="28"/>
+          <w:szCs w:val="28"/>
+          <w:lang w:val="en-US"/>
+        </w:rPr>
+        <w:t>Ошибка</w:t>
+      </w:r>
+      <w:proofErr w:type="spellEnd"/>
+      <w:r>
+        <w:rPr>
+          <w:rFonts w:ascii="Times New Roman" w:hAnsi="Times New Roman" w:cs="Times New Roman"/>
+          <w:sz w:val="28"/>
+          <w:szCs w:val="28"/>
+          <w:lang w:val="en-US"/>
+        </w:rPr>
+        <w:t>: " . $e-&gt;</w:t>
+      </w:r>
+      <w:proofErr w:type="spellStart"/>
+      <w:r>
+        <w:rPr>
+          <w:rFonts w:ascii="Times New Roman" w:hAnsi="Times New Roman" w:cs="Times New Roman"/>
+          <w:sz w:val="28"/>
+          <w:szCs w:val="28"/>
+          <w:lang w:val="en-US"/>
+        </w:rPr>
+        <w:t>getMessage</w:t>
+      </w:r>
+      <w:proofErr w:type="spellEnd"/>
+      <w:r>
+        <w:rPr>
+          <w:rFonts w:ascii="Times New Roman" w:hAnsi="Times New Roman" w:cs="Times New Roman"/>
+          <w:sz w:val="28"/>
+          <w:szCs w:val="28"/>
+          <w:lang w:val="en-US"/>
+        </w:rPr>
+        <w:t>();</w:t>
       </w:r>
     </w:p>
     <w:p>
@@ -4208,78 +4156,7 @@
           <w:szCs w:val="28"/>
           <w:lang w:val="en-US"/>
         </w:rPr>
-        <w:t xml:space="preserve">                $message = "</w:t>
-      </w:r>
-      <w:proofErr w:type="spellStart"/>
-      <w:r>
-        <w:rPr>
-          <w:rFonts w:ascii="Times New Roman" w:hAnsi="Times New Roman" w:cs="Times New Roman"/>
-          <w:sz w:val="28"/>
-          <w:szCs w:val="28"/>
-          <w:lang w:val="en-US"/>
-        </w:rPr>
-        <w:t>Ошибка</w:t>
-      </w:r>
-      <w:proofErr w:type="spellEnd"/>
-      <w:r>
-        <w:rPr>
-          <w:rFonts w:ascii="Times New Roman" w:hAnsi="Times New Roman" w:cs="Times New Roman"/>
-          <w:sz w:val="28"/>
-          <w:szCs w:val="28"/>
-          <w:lang w:val="en-US"/>
-        </w:rPr>
-        <w:t xml:space="preserve">: </w:t>
-      </w:r>
-      <w:proofErr w:type="gramStart"/>
-      <w:r>
-        <w:rPr>
-          <w:rFonts w:ascii="Times New Roman" w:hAnsi="Times New Roman" w:cs="Times New Roman"/>
-          <w:sz w:val="28"/>
-          <w:szCs w:val="28"/>
-          <w:lang w:val="en-US"/>
-        </w:rPr>
-        <w:t>" .</w:t>
-      </w:r>
-      <w:proofErr w:type="gramEnd"/>
-      <w:r>
-        <w:rPr>
-          <w:rFonts w:ascii="Times New Roman" w:hAnsi="Times New Roman" w:cs="Times New Roman"/>
-          <w:sz w:val="28"/>
-          <w:szCs w:val="28"/>
-          <w:lang w:val="en-US"/>
-        </w:rPr>
-        <w:t xml:space="preserve"> $e-&gt;</w:t>
-      </w:r>
-      <w:proofErr w:type="spellStart"/>
-      <w:proofErr w:type="gramStart"/>
-      <w:r>
-        <w:rPr>
-          <w:rFonts w:ascii="Times New Roman" w:hAnsi="Times New Roman" w:cs="Times New Roman"/>
-          <w:sz w:val="28"/>
-          <w:szCs w:val="28"/>
-          <w:lang w:val="en-US"/>
-        </w:rPr>
-        <w:t>getMessage</w:t>
-      </w:r>
-      <w:proofErr w:type="spellEnd"/>
-      <w:r>
-        <w:rPr>
-          <w:rFonts w:ascii="Times New Roman" w:hAnsi="Times New Roman" w:cs="Times New Roman"/>
-          <w:sz w:val="28"/>
-          <w:szCs w:val="28"/>
-          <w:lang w:val="en-US"/>
-        </w:rPr>
-        <w:t>(</w:t>
-      </w:r>
-      <w:proofErr w:type="gramEnd"/>
-      <w:r>
-        <w:rPr>
-          <w:rFonts w:ascii="Times New Roman" w:hAnsi="Times New Roman" w:cs="Times New Roman"/>
-          <w:sz w:val="28"/>
-          <w:szCs w:val="28"/>
-          <w:lang w:val="en-US"/>
-        </w:rPr>
-        <w:t>);</w:t>
+        <w:t xml:space="preserve">            }</w:t>
       </w:r>
     </w:p>
     <w:p>
@@ -4303,7 +4180,7 @@
           <w:szCs w:val="28"/>
           <w:lang w:val="en-US"/>
         </w:rPr>
-        <w:t xml:space="preserve">            }</w:t>
+        <w:t xml:space="preserve">        }</w:t>
       </w:r>
     </w:p>
     <w:p>
@@ -4327,7 +4204,7 @@
           <w:szCs w:val="28"/>
           <w:lang w:val="en-US"/>
         </w:rPr>
-        <w:t xml:space="preserve">        }</w:t>
+        <w:t xml:space="preserve">    }</w:t>
       </w:r>
     </w:p>
     <w:p>
@@ -4351,7 +4228,7 @@
           <w:szCs w:val="28"/>
           <w:lang w:val="en-US"/>
         </w:rPr>
-        <w:t xml:space="preserve">    }</w:t>
+        <w:t>}</w:t>
       </w:r>
     </w:p>
     <w:p>
@@ -4375,7 +4252,7 @@
           <w:szCs w:val="28"/>
           <w:lang w:val="en-US"/>
         </w:rPr>
-        <w:t>}</w:t>
+        <w:t>?&gt;</w:t>
       </w:r>
     </w:p>
     <w:p>
@@ -4392,15 +4269,6 @@
           <w:lang w:val="en-US"/>
         </w:rPr>
       </w:pPr>
-      <w:r>
-        <w:rPr>
-          <w:rFonts w:ascii="Times New Roman" w:hAnsi="Times New Roman" w:cs="Times New Roman"/>
-          <w:sz w:val="28"/>
-          <w:szCs w:val="28"/>
-          <w:lang w:val="en-US"/>
-        </w:rPr>
-        <w:t>?&gt;</w:t>
-      </w:r>
     </w:p>
     <w:p>
       <w:pPr>
@@ -4416,6 +4284,15 @@
           <w:lang w:val="en-US"/>
         </w:rPr>
       </w:pPr>
+      <w:r>
+        <w:rPr>
+          <w:rFonts w:ascii="Times New Roman" w:hAnsi="Times New Roman" w:cs="Times New Roman"/>
+          <w:sz w:val="28"/>
+          <w:szCs w:val="28"/>
+          <w:lang w:val="en-US"/>
+        </w:rPr>
+        <w:t>&lt;!DOCTYPE html&gt;</w:t>
+      </w:r>
     </w:p>
     <w:p>
       <w:pPr>
@@ -4438,7 +4315,27 @@
           <w:szCs w:val="28"/>
           <w:lang w:val="en-US"/>
         </w:rPr>
-        <w:t>&lt;!DOCTYPE html&gt;</w:t>
+        <w:t>&lt;html lang="</w:t>
+      </w:r>
+      <w:proofErr w:type="spellStart"/>
+      <w:r>
+        <w:rPr>
+          <w:rFonts w:ascii="Times New Roman" w:hAnsi="Times New Roman" w:cs="Times New Roman"/>
+          <w:sz w:val="28"/>
+          <w:szCs w:val="28"/>
+          <w:lang w:val="en-US"/>
+        </w:rPr>
+        <w:t>ru</w:t>
+      </w:r>
+      <w:proofErr w:type="spellEnd"/>
+      <w:r>
+        <w:rPr>
+          <w:rFonts w:ascii="Times New Roman" w:hAnsi="Times New Roman" w:cs="Times New Roman"/>
+          <w:sz w:val="28"/>
+          <w:szCs w:val="28"/>
+          <w:lang w:val="en-US"/>
+        </w:rPr>
+        <w:t>"&gt;</w:t>
       </w:r>
     </w:p>
     <w:p>
@@ -4462,27 +4359,7 @@
           <w:szCs w:val="28"/>
           <w:lang w:val="en-US"/>
         </w:rPr>
-        <w:t>&lt;html lang="</w:t>
-      </w:r>
-      <w:proofErr w:type="spellStart"/>
-      <w:r>
-        <w:rPr>
-          <w:rFonts w:ascii="Times New Roman" w:hAnsi="Times New Roman" w:cs="Times New Roman"/>
-          <w:sz w:val="28"/>
-          <w:szCs w:val="28"/>
-          <w:lang w:val="en-US"/>
-        </w:rPr>
-        <w:t>ru</w:t>
-      </w:r>
-      <w:proofErr w:type="spellEnd"/>
-      <w:r>
-        <w:rPr>
-          <w:rFonts w:ascii="Times New Roman" w:hAnsi="Times New Roman" w:cs="Times New Roman"/>
-          <w:sz w:val="28"/>
-          <w:szCs w:val="28"/>
-          <w:lang w:val="en-US"/>
-        </w:rPr>
-        <w:t>"&gt;</w:t>
+        <w:t>&lt;head&gt;</w:t>
       </w:r>
     </w:p>
     <w:p>
@@ -4506,7 +4383,7 @@
           <w:szCs w:val="28"/>
           <w:lang w:val="en-US"/>
         </w:rPr>
-        <w:t>&lt;head&gt;</w:t>
+        <w:t xml:space="preserve">    &lt;meta charset="UTF-8"&gt;</w:t>
       </w:r>
     </w:p>
     <w:p>
@@ -4530,7 +4407,27 @@
           <w:szCs w:val="28"/>
           <w:lang w:val="en-US"/>
         </w:rPr>
-        <w:t xml:space="preserve">    &lt;meta charset="UTF-8"&gt;</w:t>
+        <w:t xml:space="preserve">    &lt;title&gt;</w:t>
+      </w:r>
+      <w:proofErr w:type="spellStart"/>
+      <w:r>
+        <w:rPr>
+          <w:rFonts w:ascii="Times New Roman" w:hAnsi="Times New Roman" w:cs="Times New Roman"/>
+          <w:sz w:val="28"/>
+          <w:szCs w:val="28"/>
+          <w:lang w:val="en-US"/>
+        </w:rPr>
+        <w:t>Регистрация</w:t>
+      </w:r>
+      <w:proofErr w:type="spellEnd"/>
+      <w:r>
+        <w:rPr>
+          <w:rFonts w:ascii="Times New Roman" w:hAnsi="Times New Roman" w:cs="Times New Roman"/>
+          <w:sz w:val="28"/>
+          <w:szCs w:val="28"/>
+          <w:lang w:val="en-US"/>
+        </w:rPr>
+        <w:t>&lt;/title&gt;</w:t>
       </w:r>
     </w:p>
     <w:p>
@@ -4544,37 +4441,32 @@
           <w:rFonts w:ascii="Times New Roman" w:hAnsi="Times New Roman" w:cs="Times New Roman"/>
           <w:sz w:val="28"/>
           <w:szCs w:val="28"/>
-          <w:lang w:val="en-US"/>
-        </w:rPr>
-      </w:pPr>
-      <w:r>
-        <w:rPr>
-          <w:rFonts w:ascii="Times New Roman" w:hAnsi="Times New Roman" w:cs="Times New Roman"/>
-          <w:sz w:val="28"/>
-          <w:szCs w:val="28"/>
-          <w:lang w:val="en-US"/>
-        </w:rPr>
-        <w:t xml:space="preserve">    &lt;title&gt;</w:t>
-      </w:r>
-      <w:proofErr w:type="spellStart"/>
-      <w:r>
-        <w:rPr>
-          <w:rFonts w:ascii="Times New Roman" w:hAnsi="Times New Roman" w:cs="Times New Roman"/>
-          <w:sz w:val="28"/>
-          <w:szCs w:val="28"/>
-          <w:lang w:val="en-US"/>
-        </w:rPr>
-        <w:t>Регистрация</w:t>
-      </w:r>
-      <w:proofErr w:type="spellEnd"/>
-      <w:r>
-        <w:rPr>
-          <w:rFonts w:ascii="Times New Roman" w:hAnsi="Times New Roman" w:cs="Times New Roman"/>
-          <w:sz w:val="28"/>
-          <w:szCs w:val="28"/>
-          <w:lang w:val="en-US"/>
-        </w:rPr>
-        <w:t>&lt;/title&gt;</w:t>
+        </w:rPr>
+      </w:pPr>
+      <w:r>
+        <w:rPr>
+          <w:rFonts w:ascii="Times New Roman" w:hAnsi="Times New Roman" w:cs="Times New Roman"/>
+          <w:sz w:val="28"/>
+          <w:szCs w:val="28"/>
+        </w:rPr>
+        <w:t>&lt;/</w:t>
+      </w:r>
+      <w:r>
+        <w:rPr>
+          <w:rFonts w:ascii="Times New Roman" w:hAnsi="Times New Roman" w:cs="Times New Roman"/>
+          <w:sz w:val="28"/>
+          <w:szCs w:val="28"/>
+          <w:lang w:val="en-US"/>
+        </w:rPr>
+        <w:t>head</w:t>
+      </w:r>
+      <w:r>
+        <w:rPr>
+          <w:rFonts w:ascii="Times New Roman" w:hAnsi="Times New Roman" w:cs="Times New Roman"/>
+          <w:sz w:val="28"/>
+          <w:szCs w:val="28"/>
+        </w:rPr>
+        <w:t>&gt;</w:t>
       </w:r>
     </w:p>
     <w:p>
@@ -4596,16 +4488,16 @@
           <w:sz w:val="28"/>
           <w:szCs w:val="28"/>
         </w:rPr>
-        <w:t>&lt;/</w:t>
-      </w:r>
-      <w:r>
-        <w:rPr>
-          <w:rFonts w:ascii="Times New Roman" w:hAnsi="Times New Roman" w:cs="Times New Roman"/>
-          <w:sz w:val="28"/>
-          <w:szCs w:val="28"/>
-          <w:lang w:val="en-US"/>
-        </w:rPr>
-        <w:t>head</w:t>
+        <w:t>&lt;</w:t>
+      </w:r>
+      <w:r>
+        <w:rPr>
+          <w:rFonts w:ascii="Times New Roman" w:hAnsi="Times New Roman" w:cs="Times New Roman"/>
+          <w:sz w:val="28"/>
+          <w:szCs w:val="28"/>
+          <w:lang w:val="en-US"/>
+        </w:rPr>
+        <w:t>body</w:t>
       </w:r>
       <w:r>
         <w:rPr>
@@ -4644,15 +4536,32 @@
           <w:szCs w:val="28"/>
           <w:lang w:val="en-US"/>
         </w:rPr>
-        <w:t>body</w:t>
-      </w:r>
-      <w:r>
-        <w:rPr>
-          <w:rFonts w:ascii="Times New Roman" w:hAnsi="Times New Roman" w:cs="Times New Roman"/>
-          <w:sz w:val="28"/>
-          <w:szCs w:val="28"/>
-        </w:rPr>
-        <w:t>&gt;</w:t>
+        <w:t>h</w:t>
+      </w:r>
+      <w:r>
+        <w:rPr>
+          <w:rFonts w:ascii="Times New Roman" w:hAnsi="Times New Roman" w:cs="Times New Roman"/>
+          <w:sz w:val="28"/>
+          <w:szCs w:val="28"/>
+        </w:rPr>
+        <w:t>2&gt;Результат регистрации&lt;/</w:t>
+      </w:r>
+      <w:r>
+        <w:rPr>
+          <w:rFonts w:ascii="Times New Roman" w:hAnsi="Times New Roman" w:cs="Times New Roman"/>
+          <w:sz w:val="28"/>
+          <w:szCs w:val="28"/>
+          <w:lang w:val="en-US"/>
+        </w:rPr>
+        <w:t>h</w:t>
+      </w:r>
+      <w:r>
+        <w:rPr>
+          <w:rFonts w:ascii="Times New Roman" w:hAnsi="Times New Roman" w:cs="Times New Roman"/>
+          <w:sz w:val="28"/>
+          <w:szCs w:val="28"/>
+        </w:rPr>
+        <w:t>2&gt;</w:t>
       </w:r>
     </w:p>
     <w:p>
@@ -4683,91 +4592,15 @@
           <w:szCs w:val="28"/>
           <w:lang w:val="en-US"/>
         </w:rPr>
-        <w:t>h</w:t>
-      </w:r>
-      <w:proofErr w:type="gramStart"/>
-      <w:r>
-        <w:rPr>
-          <w:rFonts w:ascii="Times New Roman" w:hAnsi="Times New Roman" w:cs="Times New Roman"/>
-          <w:sz w:val="28"/>
-          <w:szCs w:val="28"/>
-        </w:rPr>
-        <w:t>2&gt;Результат</w:t>
-      </w:r>
-      <w:proofErr w:type="gramEnd"/>
-      <w:r>
-        <w:rPr>
-          <w:rFonts w:ascii="Times New Roman" w:hAnsi="Times New Roman" w:cs="Times New Roman"/>
-          <w:sz w:val="28"/>
-          <w:szCs w:val="28"/>
-        </w:rPr>
-        <w:t xml:space="preserve"> регистрации&lt;/</w:t>
-      </w:r>
-      <w:r>
-        <w:rPr>
-          <w:rFonts w:ascii="Times New Roman" w:hAnsi="Times New Roman" w:cs="Times New Roman"/>
-          <w:sz w:val="28"/>
-          <w:szCs w:val="28"/>
-          <w:lang w:val="en-US"/>
-        </w:rPr>
-        <w:t>h</w:t>
-      </w:r>
-      <w:r>
-        <w:rPr>
-          <w:rFonts w:ascii="Times New Roman" w:hAnsi="Times New Roman" w:cs="Times New Roman"/>
-          <w:sz w:val="28"/>
-          <w:szCs w:val="28"/>
-        </w:rPr>
-        <w:t>2&gt;</w:t>
-      </w:r>
-    </w:p>
-    <w:p>
-      <w:pPr>
-        <w:pBdr>
-          <w:bottom w:val="single" w:sz="6" w:space="1" w:color="auto"/>
-        </w:pBdr>
-        <w:spacing w:after="0"/>
-        <w:ind w:firstLine="708"/>
-        <w:rPr>
-          <w:rFonts w:ascii="Times New Roman" w:hAnsi="Times New Roman" w:cs="Times New Roman"/>
-          <w:sz w:val="28"/>
-          <w:szCs w:val="28"/>
-        </w:rPr>
-      </w:pPr>
-      <w:r>
-        <w:rPr>
-          <w:rFonts w:ascii="Times New Roman" w:hAnsi="Times New Roman" w:cs="Times New Roman"/>
-          <w:sz w:val="28"/>
-          <w:szCs w:val="28"/>
-        </w:rPr>
-        <w:t>&lt;</w:t>
-      </w:r>
-      <w:r>
-        <w:rPr>
-          <w:rFonts w:ascii="Times New Roman" w:hAnsi="Times New Roman" w:cs="Times New Roman"/>
-          <w:sz w:val="28"/>
-          <w:szCs w:val="28"/>
-          <w:lang w:val="en-US"/>
-        </w:rPr>
         <w:t>p</w:t>
       </w:r>
-      <w:proofErr w:type="gramStart"/>
-      <w:r>
-        <w:rPr>
-          <w:rFonts w:ascii="Times New Roman" w:hAnsi="Times New Roman" w:cs="Times New Roman"/>
-          <w:sz w:val="28"/>
-          <w:szCs w:val="28"/>
-        </w:rPr>
-        <w:t>&gt;&lt;</w:t>
-      </w:r>
-      <w:proofErr w:type="gramEnd"/>
-      <w:r>
-        <w:rPr>
-          <w:rFonts w:ascii="Times New Roman" w:hAnsi="Times New Roman" w:cs="Times New Roman"/>
-          <w:sz w:val="28"/>
-          <w:szCs w:val="28"/>
-        </w:rPr>
-        <w:t>?</w:t>
+      <w:r>
+        <w:rPr>
+          <w:rFonts w:ascii="Times New Roman" w:hAnsi="Times New Roman" w:cs="Times New Roman"/>
+          <w:sz w:val="28"/>
+          <w:szCs w:val="28"/>
+        </w:rPr>
+        <w:t>&gt;&lt;?</w:t>
       </w:r>
       <w:r>
         <w:rPr>
@@ -6077,7 +5910,6 @@
         </w:rPr>
         <w:t>_</w:t>
       </w:r>
-      <w:proofErr w:type="gramStart"/>
       <w:r>
         <w:rPr>
           <w:rFonts w:ascii="Times New Roman" w:hAnsi="Times New Roman" w:cs="Times New Roman"/>
@@ -6093,16 +5925,7 @@
           <w:sz w:val="28"/>
           <w:szCs w:val="28"/>
         </w:rPr>
-        <w:t>(</w:t>
-      </w:r>
-      <w:proofErr w:type="gramEnd"/>
-      <w:r>
-        <w:rPr>
-          <w:rFonts w:ascii="Times New Roman" w:hAnsi="Times New Roman" w:cs="Times New Roman"/>
-          <w:sz w:val="28"/>
-          <w:szCs w:val="28"/>
-        </w:rPr>
-        <w:t>);</w:t>
+        <w:t>();</w:t>
       </w:r>
       <w:r>
         <w:rPr>
@@ -6134,10 +5957,7 @@
         <w:t>регистрации</w:t>
       </w:r>
       <w:r>
-        <w:t>;</w:t>
-      </w:r>
-      <w:r>
-        <w:t xml:space="preserve"> </w:t>
+        <w:t xml:space="preserve">; </w:t>
       </w:r>
       <w:r>
         <w:t>хранить служебные сообщения;</w:t>
@@ -6324,42 +6144,24 @@
           <w:rFonts w:ascii="Times New Roman" w:hAnsi="Times New Roman" w:cs="Times New Roman"/>
           <w:sz w:val="28"/>
           <w:szCs w:val="28"/>
-        </w:rPr>
-      </w:pPr>
-      <w:r>
-        <w:rPr>
-          <w:rFonts w:ascii="Times New Roman" w:hAnsi="Times New Roman" w:cs="Times New Roman"/>
-          <w:sz w:val="28"/>
-          <w:szCs w:val="28"/>
-          <w:lang w:val="en-US"/>
-        </w:rPr>
-        <w:t xml:space="preserve">    $username = $_POST['username'</w:t>
-      </w:r>
-      <w:proofErr w:type="gramStart"/>
-      <w:r>
-        <w:rPr>
-          <w:rFonts w:ascii="Times New Roman" w:hAnsi="Times New Roman" w:cs="Times New Roman"/>
-          <w:sz w:val="28"/>
-          <w:szCs w:val="28"/>
-          <w:lang w:val="en-US"/>
-        </w:rPr>
-        <w:t>] ??</w:t>
-      </w:r>
-      <w:proofErr w:type="gramEnd"/>
-      <w:r>
-        <w:rPr>
-          <w:rFonts w:ascii="Times New Roman" w:hAnsi="Times New Roman" w:cs="Times New Roman"/>
-          <w:sz w:val="28"/>
-          <w:szCs w:val="28"/>
-          <w:lang w:val="en-US"/>
-        </w:rPr>
-        <w:t xml:space="preserve"> </w:t>
-      </w:r>
-      <w:r>
-        <w:rPr>
-          <w:rFonts w:ascii="Times New Roman" w:hAnsi="Times New Roman" w:cs="Times New Roman"/>
-          <w:sz w:val="28"/>
-          <w:szCs w:val="28"/>
+          <w:lang w:val="en-US"/>
+        </w:rPr>
+      </w:pPr>
+      <w:r>
+        <w:rPr>
+          <w:rFonts w:ascii="Times New Roman" w:hAnsi="Times New Roman" w:cs="Times New Roman"/>
+          <w:sz w:val="28"/>
+          <w:szCs w:val="28"/>
+          <w:lang w:val="en-US"/>
+        </w:rPr>
+        <w:t xml:space="preserve">    $username = $_POST['username'] ?? </w:t>
+      </w:r>
+      <w:r>
+        <w:rPr>
+          <w:rFonts w:ascii="Times New Roman" w:hAnsi="Times New Roman" w:cs="Times New Roman"/>
+          <w:sz w:val="28"/>
+          <w:szCs w:val="28"/>
+          <w:lang w:val="en-US"/>
         </w:rPr>
         <w:t>'';</w:t>
       </w:r>
@@ -6382,6 +6184,7 @@
           <w:rFonts w:ascii="Times New Roman" w:hAnsi="Times New Roman" w:cs="Times New Roman"/>
           <w:sz w:val="28"/>
           <w:szCs w:val="28"/>
+          <w:lang w:val="en-US"/>
         </w:rPr>
         <w:t xml:space="preserve">    </w:t>
       </w:r>
@@ -6392,27 +6195,7 @@
           <w:szCs w:val="28"/>
           <w:lang w:val="en-US"/>
         </w:rPr>
-        <w:t>$password = $_POST['password'</w:t>
-      </w:r>
-      <w:proofErr w:type="gramStart"/>
-      <w:r>
-        <w:rPr>
-          <w:rFonts w:ascii="Times New Roman" w:hAnsi="Times New Roman" w:cs="Times New Roman"/>
-          <w:sz w:val="28"/>
-          <w:szCs w:val="28"/>
-          <w:lang w:val="en-US"/>
-        </w:rPr>
-        <w:t>] ??</w:t>
-      </w:r>
-      <w:proofErr w:type="gramEnd"/>
-      <w:r>
-        <w:rPr>
-          <w:rFonts w:ascii="Times New Roman" w:hAnsi="Times New Roman" w:cs="Times New Roman"/>
-          <w:sz w:val="28"/>
-          <w:szCs w:val="28"/>
-          <w:lang w:val="en-US"/>
-        </w:rPr>
-        <w:t xml:space="preserve"> '';</w:t>
+        <w:t>$password = $_POST['password'] ?? '';</w:t>
       </w:r>
     </w:p>
     <w:p>
@@ -6563,6 +6346,7 @@
           <w:rFonts w:ascii="Times New Roman" w:hAnsi="Times New Roman" w:cs="Times New Roman"/>
           <w:sz w:val="28"/>
           <w:szCs w:val="28"/>
+          <w:lang w:val="en-US"/>
         </w:rPr>
       </w:pPr>
       <w:r>
@@ -6612,27 +6396,7 @@
           <w:szCs w:val="28"/>
           <w:lang w:val="en-US"/>
         </w:rPr>
-        <w:t>-&gt;</w:t>
-      </w:r>
-      <w:proofErr w:type="gramStart"/>
-      <w:r>
-        <w:rPr>
-          <w:rFonts w:ascii="Times New Roman" w:hAnsi="Times New Roman" w:cs="Times New Roman"/>
-          <w:sz w:val="28"/>
-          <w:szCs w:val="28"/>
-          <w:lang w:val="en-US"/>
-        </w:rPr>
-        <w:t>prepare(</w:t>
-      </w:r>
-      <w:proofErr w:type="gramEnd"/>
-      <w:r>
-        <w:rPr>
-          <w:rFonts w:ascii="Times New Roman" w:hAnsi="Times New Roman" w:cs="Times New Roman"/>
-          <w:sz w:val="28"/>
-          <w:szCs w:val="28"/>
-          <w:lang w:val="en-US"/>
-        </w:rPr>
-        <w:t>"SELECT * FROM users WHERE username = ?");</w:t>
+        <w:t>-&gt;prepare("SELECT * FROM users WHERE username = ?");</w:t>
       </w:r>
     </w:p>
     <w:p>
@@ -6718,27 +6482,7 @@
           <w:szCs w:val="28"/>
           <w:lang w:val="en-US"/>
         </w:rPr>
-        <w:t>-&gt;</w:t>
-      </w:r>
-      <w:proofErr w:type="gramStart"/>
-      <w:r>
-        <w:rPr>
-          <w:rFonts w:ascii="Times New Roman" w:hAnsi="Times New Roman" w:cs="Times New Roman"/>
-          <w:sz w:val="28"/>
-          <w:szCs w:val="28"/>
-          <w:lang w:val="en-US"/>
-        </w:rPr>
-        <w:t>fetch(</w:t>
-      </w:r>
-      <w:proofErr w:type="gramEnd"/>
-      <w:r>
-        <w:rPr>
-          <w:rFonts w:ascii="Times New Roman" w:hAnsi="Times New Roman" w:cs="Times New Roman"/>
-          <w:sz w:val="28"/>
-          <w:szCs w:val="28"/>
-          <w:lang w:val="en-US"/>
-        </w:rPr>
-        <w:t>PDO::FETCH_ASSOC);</w:t>
+        <w:t>-&gt;fetch(PDO::FETCH_ASSOC);</w:t>
       </w:r>
     </w:p>
     <w:p>
@@ -6785,17 +6529,7 @@
           <w:szCs w:val="28"/>
           <w:lang w:val="en-US"/>
         </w:rPr>
-        <w:t>password_</w:t>
-      </w:r>
-      <w:proofErr w:type="gramStart"/>
-      <w:r>
-        <w:rPr>
-          <w:rFonts w:ascii="Times New Roman" w:hAnsi="Times New Roman" w:cs="Times New Roman"/>
-          <w:sz w:val="28"/>
-          <w:szCs w:val="28"/>
-          <w:lang w:val="en-US"/>
-        </w:rPr>
-        <w:t>verify</w:t>
+        <w:t>password_verify</w:t>
       </w:r>
       <w:proofErr w:type="spellEnd"/>
       <w:r>
@@ -6805,17 +6539,7 @@
           <w:szCs w:val="28"/>
           <w:lang w:val="en-US"/>
         </w:rPr>
-        <w:t>(</w:t>
-      </w:r>
-      <w:proofErr w:type="gramEnd"/>
-      <w:r>
-        <w:rPr>
-          <w:rFonts w:ascii="Times New Roman" w:hAnsi="Times New Roman" w:cs="Times New Roman"/>
-          <w:sz w:val="28"/>
-          <w:szCs w:val="28"/>
-          <w:lang w:val="en-US"/>
-        </w:rPr>
-        <w:t>$password, $user['password'])) {</w:t>
+        <w:t>($password, $user['password'])) {</w:t>
       </w:r>
     </w:p>
     <w:p>
@@ -6861,27 +6585,7 @@
           <w:szCs w:val="28"/>
           <w:lang w:val="en-US"/>
         </w:rPr>
-        <w:t xml:space="preserve">                </w:t>
-      </w:r>
-      <w:proofErr w:type="gramStart"/>
-      <w:r>
-        <w:rPr>
-          <w:rFonts w:ascii="Times New Roman" w:hAnsi="Times New Roman" w:cs="Times New Roman"/>
-          <w:sz w:val="28"/>
-          <w:szCs w:val="28"/>
-          <w:lang w:val="en-US"/>
-        </w:rPr>
-        <w:t>header(</w:t>
-      </w:r>
-      <w:proofErr w:type="gramEnd"/>
-      <w:r>
-        <w:rPr>
-          <w:rFonts w:ascii="Times New Roman" w:hAnsi="Times New Roman" w:cs="Times New Roman"/>
-          <w:sz w:val="28"/>
-          <w:szCs w:val="28"/>
-          <w:lang w:val="en-US"/>
-        </w:rPr>
-        <w:t xml:space="preserve">'Location: </w:t>
+        <w:t xml:space="preserve">                header('Location: </w:t>
       </w:r>
       <w:proofErr w:type="spellStart"/>
       <w:r>
@@ -7149,7 +6853,6 @@
         </w:rPr>
         <w:t xml:space="preserve">            </w:t>
       </w:r>
-      <w:proofErr w:type="gramStart"/>
       <w:r>
         <w:rPr>
           <w:rFonts w:ascii="Times New Roman" w:hAnsi="Times New Roman" w:cs="Times New Roman"/>
@@ -7165,16 +6868,7 @@
           <w:sz w:val="28"/>
           <w:szCs w:val="28"/>
         </w:rPr>
-        <w:t>(</w:t>
-      </w:r>
-      <w:proofErr w:type="gramEnd"/>
-      <w:r>
-        <w:rPr>
-          <w:rFonts w:ascii="Times New Roman" w:hAnsi="Times New Roman" w:cs="Times New Roman"/>
-          <w:sz w:val="28"/>
-          <w:szCs w:val="28"/>
-        </w:rPr>
-        <w:t xml:space="preserve">"Ошибка базы данных: " . </w:t>
+        <w:t xml:space="preserve">("Ошибка базы данных: " . </w:t>
       </w:r>
       <w:r>
         <w:rPr>
@@ -7193,7 +6887,6 @@
         </w:rPr>
         <w:t>e</w:t>
       </w:r>
-      <w:proofErr w:type="gramStart"/>
       <w:r>
         <w:rPr>
           <w:rFonts w:ascii="Times New Roman" w:hAnsi="Times New Roman" w:cs="Times New Roman"/>
@@ -7213,7 +6906,6 @@
         <w:t>getMessage</w:t>
       </w:r>
       <w:proofErr w:type="spellEnd"/>
-      <w:proofErr w:type="gramEnd"/>
       <w:r>
         <w:rPr>
           <w:rFonts w:ascii="Times New Roman" w:hAnsi="Times New Roman" w:cs="Times New Roman"/>
@@ -7598,23 +7290,13 @@
         </w:rPr>
         <w:t>h</w:t>
       </w:r>
-      <w:proofErr w:type="gramStart"/>
-      <w:r>
-        <w:rPr>
-          <w:rFonts w:ascii="Times New Roman" w:hAnsi="Times New Roman" w:cs="Times New Roman"/>
-          <w:sz w:val="28"/>
-          <w:szCs w:val="28"/>
-        </w:rPr>
-        <w:t>2&gt;Результат</w:t>
-      </w:r>
-      <w:proofErr w:type="gramEnd"/>
-      <w:r>
-        <w:rPr>
-          <w:rFonts w:ascii="Times New Roman" w:hAnsi="Times New Roman" w:cs="Times New Roman"/>
-          <w:sz w:val="28"/>
-          <w:szCs w:val="28"/>
-        </w:rPr>
-        <w:t xml:space="preserve"> входа&lt;/</w:t>
+      <w:r>
+        <w:rPr>
+          <w:rFonts w:ascii="Times New Roman" w:hAnsi="Times New Roman" w:cs="Times New Roman"/>
+          <w:sz w:val="28"/>
+          <w:szCs w:val="28"/>
+        </w:rPr>
+        <w:t>2&gt;Результат входа&lt;/</w:t>
       </w:r>
       <w:r>
         <w:rPr>
@@ -7663,23 +7345,13 @@
         </w:rPr>
         <w:t>p</w:t>
       </w:r>
-      <w:proofErr w:type="gramStart"/>
-      <w:r>
-        <w:rPr>
-          <w:rFonts w:ascii="Times New Roman" w:hAnsi="Times New Roman" w:cs="Times New Roman"/>
-          <w:sz w:val="28"/>
-          <w:szCs w:val="28"/>
-        </w:rPr>
-        <w:t>&gt;&lt;</w:t>
-      </w:r>
-      <w:proofErr w:type="gramEnd"/>
-      <w:r>
-        <w:rPr>
-          <w:rFonts w:ascii="Times New Roman" w:hAnsi="Times New Roman" w:cs="Times New Roman"/>
-          <w:sz w:val="28"/>
-          <w:szCs w:val="28"/>
-        </w:rPr>
-        <w:t>?</w:t>
+      <w:r>
+        <w:rPr>
+          <w:rFonts w:ascii="Times New Roman" w:hAnsi="Times New Roman" w:cs="Times New Roman"/>
+          <w:sz w:val="28"/>
+          <w:szCs w:val="28"/>
+        </w:rPr>
+        <w:t>&gt;&lt;?</w:t>
       </w:r>
       <w:r>
         <w:rPr>
@@ -7832,23 +7504,13 @@
         </w:rPr>
         <w:t>html</w:t>
       </w:r>
-      <w:proofErr w:type="gramStart"/>
-      <w:r>
-        <w:rPr>
-          <w:rFonts w:ascii="Times New Roman" w:hAnsi="Times New Roman" w:cs="Times New Roman"/>
-          <w:sz w:val="28"/>
-          <w:szCs w:val="28"/>
-        </w:rPr>
-        <w:t>"&gt;Вернуться</w:t>
-      </w:r>
-      <w:proofErr w:type="gramEnd"/>
-      <w:r>
-        <w:rPr>
-          <w:rFonts w:ascii="Times New Roman" w:hAnsi="Times New Roman" w:cs="Times New Roman"/>
-          <w:sz w:val="28"/>
-          <w:szCs w:val="28"/>
-        </w:rPr>
-        <w:t xml:space="preserve"> к форме входа&lt;/</w:t>
+      <w:r>
+        <w:rPr>
+          <w:rFonts w:ascii="Times New Roman" w:hAnsi="Times New Roman" w:cs="Times New Roman"/>
+          <w:sz w:val="28"/>
+          <w:szCs w:val="28"/>
+        </w:rPr>
+        <w:t>"&gt;Вернуться к форме входа&lt;/</w:t>
       </w:r>
       <w:r>
         <w:rPr>
@@ -8167,17 +7829,7 @@
           <w:szCs w:val="28"/>
           <w:lang w:val="en-US"/>
         </w:rPr>
-        <w:t>session_</w:t>
-      </w:r>
-      <w:proofErr w:type="gramStart"/>
-      <w:r>
-        <w:rPr>
-          <w:rFonts w:ascii="Times New Roman" w:hAnsi="Times New Roman" w:cs="Times New Roman"/>
-          <w:sz w:val="28"/>
-          <w:szCs w:val="28"/>
-          <w:lang w:val="en-US"/>
-        </w:rPr>
-        <w:t>start</w:t>
+        <w:t>session_start</w:t>
       </w:r>
       <w:proofErr w:type="spellEnd"/>
       <w:r>
@@ -8187,17 +7839,7 @@
           <w:szCs w:val="28"/>
           <w:lang w:val="en-US"/>
         </w:rPr>
-        <w:t>(</w:t>
-      </w:r>
-      <w:proofErr w:type="gramEnd"/>
-      <w:r>
-        <w:rPr>
-          <w:rFonts w:ascii="Times New Roman" w:hAnsi="Times New Roman" w:cs="Times New Roman"/>
-          <w:sz w:val="28"/>
-          <w:szCs w:val="28"/>
-          <w:lang w:val="en-US"/>
-        </w:rPr>
-        <w:t>);</w:t>
+        <w:t>();</w:t>
       </w:r>
     </w:p>
     <w:p>
@@ -8220,17 +7862,7 @@
           <w:szCs w:val="28"/>
           <w:lang w:val="en-US"/>
         </w:rPr>
-        <w:t xml:space="preserve">if </w:t>
-      </w:r>
-      <w:proofErr w:type="gramStart"/>
-      <w:r>
-        <w:rPr>
-          <w:rFonts w:ascii="Times New Roman" w:hAnsi="Times New Roman" w:cs="Times New Roman"/>
-          <w:sz w:val="28"/>
-          <w:szCs w:val="28"/>
-          <w:lang w:val="en-US"/>
-        </w:rPr>
-        <w:t>(!</w:t>
+        <w:t>if (!</w:t>
       </w:r>
       <w:proofErr w:type="spellStart"/>
       <w:r>
@@ -8243,7 +7875,6 @@
         <w:t>isset</w:t>
       </w:r>
       <w:proofErr w:type="spellEnd"/>
-      <w:proofErr w:type="gramEnd"/>
       <w:r>
         <w:rPr>
           <w:rFonts w:ascii="Times New Roman" w:hAnsi="Times New Roman" w:cs="Times New Roman"/>
@@ -8271,10 +7902,10 @@
           <w:rFonts w:ascii="Times New Roman" w:hAnsi="Times New Roman" w:cs="Times New Roman"/>
           <w:sz w:val="28"/>
           <w:szCs w:val="28"/>
+          <w:lang w:val="en-US"/>
         </w:rPr>
         <w:t xml:space="preserve">    </w:t>
       </w:r>
-      <w:proofErr w:type="gramStart"/>
       <w:r>
         <w:rPr>
           <w:rFonts w:ascii="Times New Roman" w:hAnsi="Times New Roman" w:cs="Times New Roman"/>
@@ -8290,16 +7921,7 @@
           <w:sz w:val="28"/>
           <w:szCs w:val="28"/>
         </w:rPr>
-        <w:t>(</w:t>
-      </w:r>
-      <w:proofErr w:type="gramEnd"/>
-      <w:r>
-        <w:rPr>
-          <w:rFonts w:ascii="Times New Roman" w:hAnsi="Times New Roman" w:cs="Times New Roman"/>
-          <w:sz w:val="28"/>
-          <w:szCs w:val="28"/>
-        </w:rPr>
-        <w:t>'</w:t>
+        <w:t>('</w:t>
       </w:r>
       <w:r>
         <w:rPr>
@@ -8735,23 +8357,13 @@
         </w:rPr>
         <w:t>h</w:t>
       </w:r>
-      <w:proofErr w:type="gramStart"/>
-      <w:r>
-        <w:rPr>
-          <w:rFonts w:ascii="Times New Roman" w:hAnsi="Times New Roman" w:cs="Times New Roman"/>
-          <w:sz w:val="28"/>
-          <w:szCs w:val="28"/>
-        </w:rPr>
-        <w:t>2&gt;Добро</w:t>
-      </w:r>
-      <w:proofErr w:type="gramEnd"/>
-      <w:r>
-        <w:rPr>
-          <w:rFonts w:ascii="Times New Roman" w:hAnsi="Times New Roman" w:cs="Times New Roman"/>
-          <w:sz w:val="28"/>
-          <w:szCs w:val="28"/>
-        </w:rPr>
-        <w:t xml:space="preserve"> пожаловать, &lt;?</w:t>
+      <w:r>
+        <w:rPr>
+          <w:rFonts w:ascii="Times New Roman" w:hAnsi="Times New Roman" w:cs="Times New Roman"/>
+          <w:sz w:val="28"/>
+          <w:szCs w:val="28"/>
+        </w:rPr>
+        <w:t>2&gt;Добро пожаловать, &lt;?</w:t>
       </w:r>
       <w:r>
         <w:rPr>
@@ -8857,25 +8469,7 @@
           <w:sz w:val="28"/>
           <w:szCs w:val="28"/>
         </w:rPr>
-        <w:t xml:space="preserve">&gt;Это ваша личная </w:t>
-      </w:r>
-      <w:proofErr w:type="gramStart"/>
-      <w:r>
-        <w:rPr>
-          <w:rFonts w:ascii="Times New Roman" w:hAnsi="Times New Roman" w:cs="Times New Roman"/>
-          <w:sz w:val="28"/>
-          <w:szCs w:val="28"/>
-        </w:rPr>
-        <w:t>страница.&lt;</w:t>
-      </w:r>
-      <w:proofErr w:type="gramEnd"/>
-      <w:r>
-        <w:rPr>
-          <w:rFonts w:ascii="Times New Roman" w:hAnsi="Times New Roman" w:cs="Times New Roman"/>
-          <w:sz w:val="28"/>
-          <w:szCs w:val="28"/>
-        </w:rPr>
-        <w:t>/</w:t>
+        <w:t>&gt;Это ваша личная страница.&lt;/</w:t>
       </w:r>
       <w:r>
         <w:rPr>
@@ -9081,17 +8675,7 @@
           <w:szCs w:val="28"/>
           <w:lang w:val="en-US"/>
         </w:rPr>
-        <w:t>session_</w:t>
-      </w:r>
-      <w:proofErr w:type="gramStart"/>
-      <w:r>
-        <w:rPr>
-          <w:rFonts w:ascii="Times New Roman" w:hAnsi="Times New Roman" w:cs="Times New Roman"/>
-          <w:sz w:val="28"/>
-          <w:szCs w:val="28"/>
-          <w:lang w:val="en-US"/>
-        </w:rPr>
-        <w:t>start</w:t>
+        <w:t>session_start</w:t>
       </w:r>
       <w:proofErr w:type="spellEnd"/>
       <w:r>
@@ -9101,17 +8685,7 @@
           <w:szCs w:val="28"/>
           <w:lang w:val="en-US"/>
         </w:rPr>
-        <w:t>(</w:t>
-      </w:r>
-      <w:proofErr w:type="gramEnd"/>
-      <w:r>
-        <w:rPr>
-          <w:rFonts w:ascii="Times New Roman" w:hAnsi="Times New Roman" w:cs="Times New Roman"/>
-          <w:sz w:val="28"/>
-          <w:szCs w:val="28"/>
-          <w:lang w:val="en-US"/>
-        </w:rPr>
-        <w:t>);</w:t>
+        <w:t>();</w:t>
       </w:r>
     </w:p>
     <w:p>
@@ -9136,17 +8710,7 @@
           <w:szCs w:val="28"/>
           <w:lang w:val="en-US"/>
         </w:rPr>
-        <w:t>session_</w:t>
-      </w:r>
-      <w:proofErr w:type="gramStart"/>
-      <w:r>
-        <w:rPr>
-          <w:rFonts w:ascii="Times New Roman" w:hAnsi="Times New Roman" w:cs="Times New Roman"/>
-          <w:sz w:val="28"/>
-          <w:szCs w:val="28"/>
-          <w:lang w:val="en-US"/>
-        </w:rPr>
-        <w:t>unset</w:t>
+        <w:t>session_unset</w:t>
       </w:r>
       <w:proofErr w:type="spellEnd"/>
       <w:r>
@@ -9156,17 +8720,7 @@
           <w:szCs w:val="28"/>
           <w:lang w:val="en-US"/>
         </w:rPr>
-        <w:t>(</w:t>
-      </w:r>
-      <w:proofErr w:type="gramEnd"/>
-      <w:r>
-        <w:rPr>
-          <w:rFonts w:ascii="Times New Roman" w:hAnsi="Times New Roman" w:cs="Times New Roman"/>
-          <w:sz w:val="28"/>
-          <w:szCs w:val="28"/>
-          <w:lang w:val="en-US"/>
-        </w:rPr>
-        <w:t>);</w:t>
+        <w:t>();</w:t>
       </w:r>
     </w:p>
     <w:p>
@@ -9191,17 +8745,7 @@
           <w:szCs w:val="28"/>
           <w:lang w:val="en-US"/>
         </w:rPr>
-        <w:t>session_</w:t>
-      </w:r>
-      <w:proofErr w:type="gramStart"/>
-      <w:r>
-        <w:rPr>
-          <w:rFonts w:ascii="Times New Roman" w:hAnsi="Times New Roman" w:cs="Times New Roman"/>
-          <w:sz w:val="28"/>
-          <w:szCs w:val="28"/>
-          <w:lang w:val="en-US"/>
-        </w:rPr>
-        <w:t>destroy</w:t>
+        <w:t>session_destroy</w:t>
       </w:r>
       <w:proofErr w:type="spellEnd"/>
       <w:r>
@@ -9211,17 +8755,7 @@
           <w:szCs w:val="28"/>
           <w:lang w:val="en-US"/>
         </w:rPr>
-        <w:t>(</w:t>
-      </w:r>
-      <w:proofErr w:type="gramEnd"/>
-      <w:r>
-        <w:rPr>
-          <w:rFonts w:ascii="Times New Roman" w:hAnsi="Times New Roman" w:cs="Times New Roman"/>
-          <w:sz w:val="28"/>
-          <w:szCs w:val="28"/>
-          <w:lang w:val="en-US"/>
-        </w:rPr>
-        <w:t>);</w:t>
+        <w:t>();</w:t>
       </w:r>
     </w:p>
     <w:p>
@@ -9238,25 +8772,14 @@
           <w:lang w:val="en-US"/>
         </w:rPr>
       </w:pPr>
-      <w:proofErr w:type="gramStart"/>
-      <w:r>
-        <w:rPr>
-          <w:rFonts w:ascii="Times New Roman" w:hAnsi="Times New Roman" w:cs="Times New Roman"/>
-          <w:sz w:val="28"/>
-          <w:szCs w:val="28"/>
-          <w:lang w:val="en-US"/>
-        </w:rPr>
-        <w:t>header(</w:t>
-      </w:r>
-      <w:proofErr w:type="gramEnd"/>
-      <w:r>
-        <w:rPr>
-          <w:rFonts w:ascii="Times New Roman" w:hAnsi="Times New Roman" w:cs="Times New Roman"/>
-          <w:sz w:val="28"/>
-          <w:szCs w:val="28"/>
-          <w:lang w:val="en-US"/>
-        </w:rPr>
-        <w:t>'Location: login.html');</w:t>
+      <w:r>
+        <w:rPr>
+          <w:rFonts w:ascii="Times New Roman" w:hAnsi="Times New Roman" w:cs="Times New Roman"/>
+          <w:sz w:val="28"/>
+          <w:szCs w:val="28"/>
+          <w:lang w:val="en-US"/>
+        </w:rPr>
+        <w:t>header('Location: login.html');</w:t>
       </w:r>
     </w:p>
     <w:p>
@@ -15751,7 +15274,7 @@
   <w:style w:type="paragraph" w:default="1" w:styleId="a">
     <w:name w:val="Normal"/>
     <w:qFormat/>
-    <w:rsid w:val="0006774E"/>
+    <w:rsid w:val="001472D7"/>
     <w:pPr>
       <w:spacing w:line="259" w:lineRule="auto"/>
     </w:pPr>
